--- a/QuotationApp.API/Templates/QuotationTemplate.docx
+++ b/QuotationApp.API/Templates/QuotationTemplate.docx
@@ -95,6 +95,48 @@
           <w:color w:val="2E7D6B"/>
         </w:rPr>
         <w:t xml:space="preserve">{{CONTACT_EMAIL}}</w:t>
+      </w:r>
+    </w:p>
+    <w:p>
+      <w:pPr>
+        <w:spacing w:after="120"/>
+      </w:pPr>
+      <w:r>
+        <w:rPr>
+          <w:b/>
+          <w:bCs/>
+          <w:color w:val="1B2A4E"/>
+        </w:rPr>
+        <w:t xml:space="preserve">Quotation No.: </w:t>
+      </w:r>
+      <w:r>
+        <w:rPr>
+          <w:b/>
+          <w:bCs/>
+          <w:color w:val="2E7D6B"/>
+        </w:rPr>
+        <w:t xml:space="preserve">{{QUOTATION_NO}}</w:t>
+      </w:r>
+    </w:p>
+    <w:p>
+      <w:pPr>
+        <w:spacing w:after="120"/>
+      </w:pPr>
+      <w:r>
+        <w:rPr>
+          <w:b/>
+          <w:bCs/>
+          <w:color w:val="1B2A4E"/>
+        </w:rPr>
+        <w:t xml:space="preserve">Date: </w:t>
+      </w:r>
+      <w:r>
+        <w:rPr>
+          <w:b/>
+          <w:bCs/>
+          <w:color w:val="2E7D6B"/>
+        </w:rPr>
+        <w:t xml:space="preserve">{{DATE}}</w:t>
       </w:r>
     </w:p>
     <w:p>

--- a/QuotationApp.API/Templates/QuotationTemplate.docx
+++ b/QuotationApp.API/Templates/QuotationTemplate.docx
@@ -10,7 +10,7 @@
         <w:rPr>
           <w:b/>
           <w:bCs/>
-          <w:color w:val="1B2A4E"/>
+          <w:color w:val="65AADB"/>
         </w:rPr>
         <w:t xml:space="preserve">QUOTATION TO</w:t>
       </w:r>
@@ -23,7 +23,7 @@
         <w:rPr>
           <w:b/>
           <w:bCs/>
-          <w:color w:val="1B2A4E"/>
+          <w:color w:val="65AADB"/>
         </w:rPr>
         <w:t xml:space="preserve">Name: </w:t>
       </w:r>
@@ -31,7 +31,7 @@
         <w:rPr>
           <w:b/>
           <w:bCs/>
-          <w:color w:val="2E7D6B"/>
+          <w:color w:val="65AADB"/>
         </w:rPr>
         <w:t xml:space="preserve">{{CONTACT_NAME}}</w:t>
       </w:r>
@@ -44,7 +44,7 @@
         <w:rPr>
           <w:b/>
           <w:bCs/>
-          <w:color w:val="1B2A4E"/>
+          <w:color w:val="65AADB"/>
         </w:rPr>
         <w:t xml:space="preserve">Address: </w:t>
       </w:r>
@@ -52,7 +52,7 @@
         <w:rPr>
           <w:b/>
           <w:bCs/>
-          <w:color w:val="2E7D6B"/>
+          <w:color w:val="65AADB"/>
         </w:rPr>
         <w:t xml:space="preserve">{{CONTACT_ADDRESS}}</w:t>
       </w:r>
@@ -65,7 +65,7 @@
         <w:rPr>
           <w:b/>
           <w:bCs/>
-          <w:color w:val="1B2A4E"/>
+          <w:color w:val="65AADB"/>
         </w:rPr>
         <w:t xml:space="preserve">Contact No.: </w:t>
       </w:r>
@@ -73,7 +73,7 @@
         <w:rPr>
           <w:b/>
           <w:bCs/>
-          <w:color w:val="2E7D6B"/>
+          <w:color w:val="65AADB"/>
         </w:rPr>
         <w:t xml:space="preserve">{{CONTACT_PHONE}}</w:t>
       </w:r>
@@ -84,7 +84,7 @@
         <w:rPr>
           <w:b/>
           <w:bCs/>
-          <w:color w:val="1B2A4E"/>
+          <w:color w:val="65AADB"/>
         </w:rPr>
         <w:t xml:space="preserve">Email: </w:t>
       </w:r>
@@ -92,7 +92,7 @@
         <w:rPr>
           <w:b/>
           <w:bCs/>
-          <w:color w:val="2E7D6B"/>
+          <w:color w:val="65AADB"/>
         </w:rPr>
         <w:t xml:space="preserve">{{CONTACT_EMAIL}}</w:t>
       </w:r>
@@ -105,7 +105,7 @@
         <w:rPr>
           <w:b/>
           <w:bCs/>
-          <w:color w:val="1B2A4E"/>
+          <w:color w:val="65AADB"/>
         </w:rPr>
         <w:t xml:space="preserve">Quotation No.: </w:t>
       </w:r>
@@ -113,7 +113,7 @@
         <w:rPr>
           <w:b/>
           <w:bCs/>
-          <w:color w:val="2E7D6B"/>
+          <w:color w:val="65AADB"/>
         </w:rPr>
         <w:t xml:space="preserve">{{QUOTATION_NO}}</w:t>
       </w:r>
@@ -126,7 +126,7 @@
         <w:rPr>
           <w:b/>
           <w:bCs/>
-          <w:color w:val="1B2A4E"/>
+          <w:color w:val="65AADB"/>
         </w:rPr>
         <w:t xml:space="preserve">Date: </w:t>
       </w:r>
@@ -134,7 +134,7 @@
         <w:rPr>
           <w:b/>
           <w:bCs/>
-          <w:color w:val="2E7D6B"/>
+          <w:color w:val="65AADB"/>
         </w:rPr>
         <w:t xml:space="preserve">{{DATE}}</w:t>
       </w:r>
@@ -147,7 +147,7 @@
         <w:rPr>
           <w:b/>
           <w:bCs/>
-          <w:color w:val="1B2A4E"/>
+          <w:color w:val="65AADB"/>
         </w:rPr>
         <w:t xml:space="preserve">Reference: </w:t>
       </w:r>
@@ -158,7 +158,7 @@
         <w:rPr>
           <w:b/>
           <w:bCs/>
-          <w:color w:val="2E7D6B"/>
+          <w:color w:val="65AADB"/>
         </w:rPr>
         <w:t xml:space="preserve">{{MODULE_LIST}}</w:t>
       </w:r>
@@ -174,7 +174,7 @@
         <w:rPr>
           <w:b/>
           <w:bCs/>
-          <w:color w:val="1B2A4E"/>
+          <w:color w:val="65AADB"/>
         </w:rPr>
         <w:t xml:space="preserve">Subject: </w:t>
       </w:r>
@@ -185,7 +185,7 @@
         <w:rPr>
           <w:b/>
           <w:bCs/>
-          <w:color w:val="2E7D6B"/>
+          <w:color w:val="65AADB"/>
         </w:rPr>
         <w:t xml:space="preserve">{{MODULE_LIST}}</w:t>
       </w:r>
@@ -220,7 +220,7 @@
         <w:rPr>
           <w:b/>
           <w:bCs/>
-          <w:color w:val="2E7D6B"/>
+          <w:color w:val="65AADB"/>
         </w:rPr>
         <w:t xml:space="preserve">{{ORG_NAME}}</w:t>
       </w:r>
@@ -231,7 +231,7 @@
     <w:p>
       <w:pPr>
         <w:pBdr>
-          <w:bottom w:val="single" w:color="2E7D6B" w:sz="6" w:space="4"/>
+          <w:bottom w:val="single" w:color="65AADB" w:sz="6" w:space="4"/>
         </w:pBdr>
         <w:spacing w:after="150" w:before="300"/>
       </w:pPr>
@@ -240,7 +240,7 @@
           <w:b/>
           <w:bCs/>
           <w:caps/>
-          <w:color w:val="1B2A4E"/>
+          <w:color w:val="65AADB"/>
           <w:sz w:val="26"/>
           <w:szCs w:val="26"/>
         </w:rPr>
@@ -258,7 +258,7 @@
         <w:rPr>
           <w:b/>
           <w:bCs/>
-          <w:color w:val="2E7D6B"/>
+          <w:color w:val="65AADB"/>
         </w:rPr>
         <w:t xml:space="preserve">{{ORG_NAME}}</w:t>
       </w:r>
@@ -277,7 +277,7 @@
         <w:rPr>
           <w:b/>
           <w:bCs/>
-          <w:color w:val="2E7D6B"/>
+          <w:color w:val="65AADB"/>
         </w:rPr>
         <w:t xml:space="preserve">{{MODULE_LIST}}</w:t>
       </w:r>
@@ -288,7 +288,7 @@
     <w:p>
       <w:pPr>
         <w:pBdr>
-          <w:bottom w:val="single" w:color="2E7D6B" w:sz="6" w:space="4"/>
+          <w:bottom w:val="single" w:color="65AADB" w:sz="6" w:space="4"/>
         </w:pBdr>
         <w:spacing w:after="150" w:before="300"/>
       </w:pPr>
@@ -297,7 +297,7 @@
           <w:b/>
           <w:bCs/>
           <w:caps/>
-          <w:color w:val="1B2A4E"/>
+          <w:color w:val="65AADB"/>
           <w:sz w:val="26"/>
           <w:szCs w:val="26"/>
         </w:rPr>
@@ -359,7 +359,7 @@
         <w:rPr>
           <w:b/>
           <w:bCs/>
-          <w:color w:val="2E7D6B"/>
+          <w:color w:val="65AADB"/>
         </w:rPr>
         <w:t xml:space="preserve">{{MODULE_LIST}}</w:t>
       </w:r>
@@ -375,7 +375,7 @@
     <w:p>
       <w:pPr>
         <w:pBdr>
-          <w:bottom w:val="single" w:color="2E7D6B" w:sz="6" w:space="4"/>
+          <w:bottom w:val="single" w:color="65AADB" w:sz="6" w:space="4"/>
         </w:pBdr>
         <w:spacing w:after="150" w:before="300"/>
       </w:pPr>
@@ -384,7 +384,7 @@
           <w:b/>
           <w:bCs/>
           <w:caps/>
-          <w:color w:val="1B2A4E"/>
+          <w:color w:val="65AADB"/>
           <w:sz w:val="26"/>
           <w:szCs w:val="26"/>
         </w:rPr>
@@ -416,7 +416,7 @@
         <w:tc>
           <w:tcPr>
             <w:tcW w:type="dxa" w:w="2200"/>
-            <w:shd w:fill="1B2A4E" w:color="auto" w:val="clear"/>
+            <w:shd w:fill="65AADB" w:color="auto" w:val="clear"/>
             <w:tcMar>
               <w:top w:type="dxa" w:w="80"/>
               <w:left w:type="dxa" w:w="120"/>
@@ -441,7 +441,7 @@
         <w:tc>
           <w:tcPr>
             <w:tcW w:type="dxa" w:w="5200"/>
-            <w:shd w:fill="1B2A4E" w:color="auto" w:val="clear"/>
+            <w:shd w:fill="65AADB" w:color="auto" w:val="clear"/>
             <w:tcMar>
               <w:top w:type="dxa" w:w="80"/>
               <w:left w:type="dxa" w:w="120"/>
@@ -466,7 +466,7 @@
         <w:tc>
           <w:tcPr>
             <w:tcW w:type="dxa" w:w="1600"/>
-            <w:shd w:fill="1B2A4E" w:color="auto" w:val="clear"/>
+            <w:shd w:fill="65AADB" w:color="auto" w:val="clear"/>
             <w:tcMar>
               <w:top w:type="dxa" w:w="80"/>
               <w:left w:type="dxa" w:w="120"/>
@@ -491,7 +491,7 @@
         <w:tc>
           <w:tcPr>
             <w:tcW w:type="dxa" w:w="1"/>
-            <w:shd w:fill="1B2A4E" w:color="auto" w:val="clear"/>
+            <w:shd w:fill="65AADB" w:color="auto" w:val="clear"/>
             <w:tcMar>
               <w:top w:type="dxa" w:w="80"/>
               <w:left w:type="dxa" w:w="120"/>
@@ -573,7 +573,7 @@
               <w:rPr>
                 <w:b/>
                 <w:bCs/>
-                <w:color w:val="2E7D6B"/>
+                <w:color w:val="65AADB"/>
                 <w:sz w:val="20"/>
                 <w:szCs w:val="20"/>
               </w:rPr>
@@ -657,7 +657,7 @@
               <w:rPr>
                 <w:b/>
                 <w:bCs/>
-                <w:color w:val="2E7D6B"/>
+                <w:color w:val="65AADB"/>
                 <w:sz w:val="20"/>
                 <w:szCs w:val="20"/>
               </w:rPr>
@@ -741,7 +741,7 @@
               <w:rPr>
                 <w:b/>
                 <w:bCs/>
-                <w:color w:val="2E7D6B"/>
+                <w:color w:val="65AADB"/>
                 <w:sz w:val="20"/>
                 <w:szCs w:val="20"/>
               </w:rPr>
@@ -825,7 +825,7 @@
               <w:rPr>
                 <w:b/>
                 <w:bCs/>
-                <w:color w:val="2E7D6B"/>
+                <w:color w:val="65AADB"/>
                 <w:sz w:val="20"/>
                 <w:szCs w:val="20"/>
               </w:rPr>
@@ -909,7 +909,7 @@
               <w:rPr>
                 <w:b/>
                 <w:bCs/>
-                <w:color w:val="2E7D6B"/>
+                <w:color w:val="65AADB"/>
                 <w:sz w:val="20"/>
                 <w:szCs w:val="20"/>
               </w:rPr>
@@ -943,7 +943,7 @@
     <w:p>
       <w:pPr>
         <w:pBdr>
-          <w:bottom w:val="single" w:color="2E7D6B" w:sz="6" w:space="4"/>
+          <w:bottom w:val="single" w:color="65AADB" w:sz="6" w:space="4"/>
         </w:pBdr>
         <w:spacing w:after="150" w:before="300"/>
       </w:pPr>
@@ -952,7 +952,7 @@
           <w:b/>
           <w:bCs/>
           <w:caps/>
-          <w:color w:val="1B2A4E"/>
+          <w:color w:val="65AADB"/>
           <w:sz w:val="26"/>
           <w:szCs w:val="26"/>
         </w:rPr>
@@ -979,7 +979,7 @@
         <w:tc>
           <w:tcPr>
             <w:tcW w:type="dxa" w:w="5800"/>
-            <w:shd w:fill="1B2A4E" w:color="auto" w:val="clear"/>
+            <w:shd w:fill="65AADB" w:color="auto" w:val="clear"/>
             <w:tcMar>
               <w:top w:type="dxa" w:w="80"/>
               <w:left w:type="dxa" w:w="120"/>
@@ -1004,7 +1004,7 @@
         <w:tc>
           <w:tcPr>
             <w:tcW w:type="dxa" w:w="3200"/>
-            <w:shd w:fill="1B2A4E" w:color="auto" w:val="clear"/>
+            <w:shd w:fill="65AADB" w:color="auto" w:val="clear"/>
             <w:tcMar>
               <w:top w:type="dxa" w:w="80"/>
               <w:left w:type="dxa" w:w="120"/>
@@ -1318,7 +1318,7 @@
     <w:p>
       <w:pPr>
         <w:pBdr>
-          <w:bottom w:val="single" w:color="2E7D6B" w:sz="6" w:space="4"/>
+          <w:bottom w:val="single" w:color="65AADB" w:sz="6" w:space="4"/>
         </w:pBdr>
         <w:spacing w:after="150" w:before="300"/>
       </w:pPr>
@@ -1327,7 +1327,7 @@
           <w:b/>
           <w:bCs/>
           <w:caps/>
-          <w:color w:val="1B2A4E"/>
+          <w:color w:val="65AADB"/>
           <w:sz w:val="26"/>
           <w:szCs w:val="26"/>
         </w:rPr>
@@ -1342,7 +1342,7 @@
         <w:rPr>
           <w:b/>
           <w:bCs/>
-          <w:color w:val="1B2A4E"/>
+          <w:color w:val="65AADB"/>
           <w:sz w:val="20"/>
           <w:szCs w:val="20"/>
         </w:rPr>
@@ -1369,7 +1369,7 @@
         <w:rPr>
           <w:b/>
           <w:bCs/>
-          <w:color w:val="1B2A4E"/>
+          <w:color w:val="65AADB"/>
           <w:sz w:val="20"/>
           <w:szCs w:val="20"/>
         </w:rPr>
@@ -1396,7 +1396,7 @@
         <w:rPr>
           <w:b/>
           <w:bCs/>
-          <w:color w:val="1B2A4E"/>
+          <w:color w:val="65AADB"/>
           <w:sz w:val="20"/>
           <w:szCs w:val="20"/>
         </w:rPr>
@@ -1423,7 +1423,7 @@
         <w:rPr>
           <w:b/>
           <w:bCs/>
-          <w:color w:val="1B2A4E"/>
+          <w:color w:val="65AADB"/>
           <w:sz w:val="20"/>
           <w:szCs w:val="20"/>
         </w:rPr>
@@ -1450,7 +1450,7 @@
         <w:rPr>
           <w:b/>
           <w:bCs/>
-          <w:color w:val="1B2A4E"/>
+          <w:color w:val="65AADB"/>
           <w:sz w:val="20"/>
           <w:szCs w:val="20"/>
         </w:rPr>
@@ -1477,7 +1477,7 @@
         <w:rPr>
           <w:b/>
           <w:bCs/>
-          <w:color w:val="1B2A4E"/>
+          <w:color w:val="65AADB"/>
           <w:sz w:val="20"/>
           <w:szCs w:val="20"/>
         </w:rPr>
@@ -1504,7 +1504,7 @@
         <w:rPr>
           <w:b/>
           <w:bCs/>
-          <w:color w:val="1B2A4E"/>
+          <w:color w:val="65AADB"/>
           <w:sz w:val="20"/>
           <w:szCs w:val="20"/>
         </w:rPr>
@@ -1531,7 +1531,7 @@
         <w:rPr>
           <w:b/>
           <w:bCs/>
-          <w:color w:val="1B2A4E"/>
+          <w:color w:val="65AADB"/>
           <w:sz w:val="20"/>
           <w:szCs w:val="20"/>
         </w:rPr>
@@ -1558,7 +1558,7 @@
         <w:rPr>
           <w:b/>
           <w:bCs/>
-          <w:color w:val="1B2A4E"/>
+          <w:color w:val="65AADB"/>
           <w:sz w:val="20"/>
           <w:szCs w:val="20"/>
         </w:rPr>
@@ -1585,7 +1585,7 @@
         <w:rPr>
           <w:b/>
           <w:bCs/>
-          <w:color w:val="1B2A4E"/>
+          <w:color w:val="65AADB"/>
           <w:sz w:val="20"/>
           <w:szCs w:val="20"/>
         </w:rPr>
@@ -1612,7 +1612,7 @@
         <w:rPr>
           <w:b/>
           <w:bCs/>
-          <w:color w:val="1B2A4E"/>
+          <w:color w:val="65AADB"/>
           <w:sz w:val="20"/>
           <w:szCs w:val="20"/>
         </w:rPr>
@@ -1655,7 +1655,7 @@
         <w:rPr>
           <w:b/>
           <w:bCs/>
-          <w:color w:val="1B2A4E"/>
+          <w:color w:val="65AADB"/>
         </w:rPr>
         <w:t xml:space="preserve">For BlechTek Software Solutions LLP</w:t>
       </w:r>
@@ -1668,7 +1668,7 @@
         <w:rPr>
           <w:b/>
           <w:bCs/>
-          <w:color w:val="1B2A4E"/>
+          <w:color w:val="65AADB"/>
         </w:rPr>
         <w:t xml:space="preserve">Sushama Inamdar</w:t>
       </w:r>
@@ -1812,7 +1812,7 @@
   <w:p>
     <w:pPr>
       <w:pBdr>
-        <w:bottom w:val="single" w:color="2E7D6B" w:sz="12" w:space="6"/>
+        <w:bottom w:val="single" w:color="65AADB" w:sz="12" w:space="6"/>
       </w:pBdr>
       <w:tabs>
         <w:tab w:val="right" w:pos="9026"/>
@@ -1822,7 +1822,7 @@
       <w:rPr>
         <w:b/>
         <w:bCs/>
-        <w:color w:val="1B2A4E"/>
+        <w:color w:val="65AADB"/>
         <w:sz w:val="24"/>
         <w:szCs w:val="24"/>
       </w:rPr>
@@ -1832,7 +1832,7 @@
       <w:rPr>
         <w:b/>
         <w:bCs/>
-        <w:color w:val="2E7D6B"/>
+        <w:color w:val="65AADB"/>
         <w:sz w:val="20"/>
         <w:szCs w:val="20"/>
       </w:rPr>

--- a/QuotationApp.API/Templates/QuotationTemplate.docx
+++ b/QuotationApp.API/Templates/QuotationTemplate.docx
@@ -10,7 +10,7 @@
         <w:rPr>
           <w:b/>
           <w:bCs/>
-          <w:color w:val="65AADB"/>
+          <w:color w:val="1B2A4E"/>
         </w:rPr>
         <w:t xml:space="preserve">QUOTATION TO</w:t>
       </w:r>
@@ -23,7 +23,7 @@
         <w:rPr>
           <w:b/>
           <w:bCs/>
-          <w:color w:val="65AADB"/>
+          <w:color w:val="1B2A4E"/>
         </w:rPr>
         <w:t xml:space="preserve">Name: </w:t>
       </w:r>
@@ -31,7 +31,7 @@
         <w:rPr>
           <w:b/>
           <w:bCs/>
-          <w:color w:val="65AADB"/>
+          <w:color w:val="2E7D6B"/>
         </w:rPr>
         <w:t xml:space="preserve">{{CONTACT_NAME}}</w:t>
       </w:r>
@@ -44,7 +44,7 @@
         <w:rPr>
           <w:b/>
           <w:bCs/>
-          <w:color w:val="65AADB"/>
+          <w:color w:val="1B2A4E"/>
         </w:rPr>
         <w:t xml:space="preserve">Address: </w:t>
       </w:r>
@@ -52,7 +52,7 @@
         <w:rPr>
           <w:b/>
           <w:bCs/>
-          <w:color w:val="65AADB"/>
+          <w:color w:val="2E7D6B"/>
         </w:rPr>
         <w:t xml:space="preserve">{{CONTACT_ADDRESS}}</w:t>
       </w:r>
@@ -65,7 +65,7 @@
         <w:rPr>
           <w:b/>
           <w:bCs/>
-          <w:color w:val="65AADB"/>
+          <w:color w:val="1B2A4E"/>
         </w:rPr>
         <w:t xml:space="preserve">Contact No.: </w:t>
       </w:r>
@@ -73,7 +73,7 @@
         <w:rPr>
           <w:b/>
           <w:bCs/>
-          <w:color w:val="65AADB"/>
+          <w:color w:val="2E7D6B"/>
         </w:rPr>
         <w:t xml:space="preserve">{{CONTACT_PHONE}}</w:t>
       </w:r>
@@ -84,7 +84,7 @@
         <w:rPr>
           <w:b/>
           <w:bCs/>
-          <w:color w:val="65AADB"/>
+          <w:color w:val="1B2A4E"/>
         </w:rPr>
         <w:t xml:space="preserve">Email: </w:t>
       </w:r>
@@ -92,62 +92,20 @@
         <w:rPr>
           <w:b/>
           <w:bCs/>
-          <w:color w:val="65AADB"/>
+          <w:color w:val="2E7D6B"/>
         </w:rPr>
         <w:t xml:space="preserve">{{CONTACT_EMAIL}}</w:t>
       </w:r>
     </w:p>
     <w:p>
       <w:pPr>
-        <w:spacing w:after="120"/>
-      </w:pPr>
-      <w:r>
-        <w:rPr>
-          <w:b/>
-          <w:bCs/>
-          <w:color w:val="65AADB"/>
-        </w:rPr>
-        <w:t xml:space="preserve">Quotation No.: </w:t>
-      </w:r>
-      <w:r>
-        <w:rPr>
-          <w:b/>
-          <w:bCs/>
-          <w:color w:val="65AADB"/>
-        </w:rPr>
-        <w:t xml:space="preserve">{{QUOTATION_NO}}</w:t>
-      </w:r>
-    </w:p>
-    <w:p>
-      <w:pPr>
-        <w:spacing w:after="120"/>
-      </w:pPr>
-      <w:r>
-        <w:rPr>
-          <w:b/>
-          <w:bCs/>
-          <w:color w:val="65AADB"/>
-        </w:rPr>
-        <w:t xml:space="preserve">Date: </w:t>
-      </w:r>
-      <w:r>
-        <w:rPr>
-          <w:b/>
-          <w:bCs/>
-          <w:color w:val="65AADB"/>
-        </w:rPr>
-        <w:t xml:space="preserve">{{DATE}}</w:t>
-      </w:r>
-    </w:p>
-    <w:p>
-      <w:pPr>
         <w:spacing w:after="80"/>
       </w:pPr>
       <w:r>
         <w:rPr>
           <w:b/>
           <w:bCs/>
-          <w:color w:val="65AADB"/>
+          <w:color w:val="1B2A4E"/>
         </w:rPr>
         <w:t xml:space="preserve">Reference: </w:t>
       </w:r>
@@ -158,7 +116,7 @@
         <w:rPr>
           <w:b/>
           <w:bCs/>
-          <w:color w:val="65AADB"/>
+          <w:color w:val="2E7D6B"/>
         </w:rPr>
         <w:t xml:space="preserve">{{MODULE_LIST}}</w:t>
       </w:r>
@@ -174,7 +132,7 @@
         <w:rPr>
           <w:b/>
           <w:bCs/>
-          <w:color w:val="65AADB"/>
+          <w:color w:val="1B2A4E"/>
         </w:rPr>
         <w:t xml:space="preserve">Subject: </w:t>
       </w:r>
@@ -185,7 +143,7 @@
         <w:rPr>
           <w:b/>
           <w:bCs/>
-          <w:color w:val="65AADB"/>
+          <w:color w:val="2E7D6B"/>
         </w:rPr>
         <w:t xml:space="preserve">{{MODULE_LIST}}</w:t>
       </w:r>
@@ -220,7 +178,7 @@
         <w:rPr>
           <w:b/>
           <w:bCs/>
-          <w:color w:val="65AADB"/>
+          <w:color w:val="2E7D6B"/>
         </w:rPr>
         <w:t xml:space="preserve">{{ORG_NAME}}</w:t>
       </w:r>
@@ -231,7 +189,7 @@
     <w:p>
       <w:pPr>
         <w:pBdr>
-          <w:bottom w:val="single" w:color="65AADB" w:sz="6" w:space="4"/>
+          <w:bottom w:val="single" w:color="2E7D6B" w:sz="6" w:space="4"/>
         </w:pBdr>
         <w:spacing w:after="150" w:before="300"/>
       </w:pPr>
@@ -240,7 +198,7 @@
           <w:b/>
           <w:bCs/>
           <w:caps/>
-          <w:color w:val="65AADB"/>
+          <w:color w:val="1B2A4E"/>
           <w:sz w:val="26"/>
           <w:szCs w:val="26"/>
         </w:rPr>
@@ -258,7 +216,7 @@
         <w:rPr>
           <w:b/>
           <w:bCs/>
-          <w:color w:val="65AADB"/>
+          <w:color w:val="2E7D6B"/>
         </w:rPr>
         <w:t xml:space="preserve">{{ORG_NAME}}</w:t>
       </w:r>
@@ -277,7 +235,7 @@
         <w:rPr>
           <w:b/>
           <w:bCs/>
-          <w:color w:val="65AADB"/>
+          <w:color w:val="2E7D6B"/>
         </w:rPr>
         <w:t xml:space="preserve">{{MODULE_LIST}}</w:t>
       </w:r>
@@ -288,7 +246,7 @@
     <w:p>
       <w:pPr>
         <w:pBdr>
-          <w:bottom w:val="single" w:color="65AADB" w:sz="6" w:space="4"/>
+          <w:bottom w:val="single" w:color="2E7D6B" w:sz="6" w:space="4"/>
         </w:pBdr>
         <w:spacing w:after="150" w:before="300"/>
       </w:pPr>
@@ -297,7 +255,7 @@
           <w:b/>
           <w:bCs/>
           <w:caps/>
-          <w:color w:val="65AADB"/>
+          <w:color w:val="1B2A4E"/>
           <w:sz w:val="26"/>
           <w:szCs w:val="26"/>
         </w:rPr>
@@ -359,7 +317,7 @@
         <w:rPr>
           <w:b/>
           <w:bCs/>
-          <w:color w:val="65AADB"/>
+          <w:color w:val="2E7D6B"/>
         </w:rPr>
         <w:t xml:space="preserve">{{MODULE_LIST}}</w:t>
       </w:r>
@@ -375,7 +333,7 @@
     <w:p>
       <w:pPr>
         <w:pBdr>
-          <w:bottom w:val="single" w:color="65AADB" w:sz="6" w:space="4"/>
+          <w:bottom w:val="single" w:color="2E7D6B" w:sz="6" w:space="4"/>
         </w:pBdr>
         <w:spacing w:after="150" w:before="300"/>
       </w:pPr>
@@ -384,7 +342,7 @@
           <w:b/>
           <w:bCs/>
           <w:caps/>
-          <w:color w:val="65AADB"/>
+          <w:color w:val="1B2A4E"/>
           <w:sz w:val="26"/>
           <w:szCs w:val="26"/>
         </w:rPr>
@@ -416,7 +374,7 @@
         <w:tc>
           <w:tcPr>
             <w:tcW w:type="dxa" w:w="2200"/>
-            <w:shd w:fill="65AADB" w:color="auto" w:val="clear"/>
+            <w:shd w:fill="1B2A4E" w:color="auto" w:val="clear"/>
             <w:tcMar>
               <w:top w:type="dxa" w:w="80"/>
               <w:left w:type="dxa" w:w="120"/>
@@ -441,7 +399,7 @@
         <w:tc>
           <w:tcPr>
             <w:tcW w:type="dxa" w:w="5200"/>
-            <w:shd w:fill="65AADB" w:color="auto" w:val="clear"/>
+            <w:shd w:fill="1B2A4E" w:color="auto" w:val="clear"/>
             <w:tcMar>
               <w:top w:type="dxa" w:w="80"/>
               <w:left w:type="dxa" w:w="120"/>
@@ -466,7 +424,7 @@
         <w:tc>
           <w:tcPr>
             <w:tcW w:type="dxa" w:w="1600"/>
-            <w:shd w:fill="65AADB" w:color="auto" w:val="clear"/>
+            <w:shd w:fill="1B2A4E" w:color="auto" w:val="clear"/>
             <w:tcMar>
               <w:top w:type="dxa" w:w="80"/>
               <w:left w:type="dxa" w:w="120"/>
@@ -491,7 +449,7 @@
         <w:tc>
           <w:tcPr>
             <w:tcW w:type="dxa" w:w="1"/>
-            <w:shd w:fill="65AADB" w:color="auto" w:val="clear"/>
+            <w:shd w:fill="1B2A4E" w:color="auto" w:val="clear"/>
             <w:tcMar>
               <w:top w:type="dxa" w:w="80"/>
               <w:left w:type="dxa" w:w="120"/>
@@ -573,7 +531,7 @@
               <w:rPr>
                 <w:b/>
                 <w:bCs/>
-                <w:color w:val="65AADB"/>
+                <w:color w:val="2E7D6B"/>
                 <w:sz w:val="20"/>
                 <w:szCs w:val="20"/>
               </w:rPr>
@@ -657,7 +615,7 @@
               <w:rPr>
                 <w:b/>
                 <w:bCs/>
-                <w:color w:val="65AADB"/>
+                <w:color w:val="2E7D6B"/>
                 <w:sz w:val="20"/>
                 <w:szCs w:val="20"/>
               </w:rPr>
@@ -741,7 +699,7 @@
               <w:rPr>
                 <w:b/>
                 <w:bCs/>
-                <w:color w:val="65AADB"/>
+                <w:color w:val="2E7D6B"/>
                 <w:sz w:val="20"/>
                 <w:szCs w:val="20"/>
               </w:rPr>
@@ -825,7 +783,7 @@
               <w:rPr>
                 <w:b/>
                 <w:bCs/>
-                <w:color w:val="65AADB"/>
+                <w:color w:val="2E7D6B"/>
                 <w:sz w:val="20"/>
                 <w:szCs w:val="20"/>
               </w:rPr>
@@ -909,7 +867,7 @@
               <w:rPr>
                 <w:b/>
                 <w:bCs/>
-                <w:color w:val="65AADB"/>
+                <w:color w:val="2E7D6B"/>
                 <w:sz w:val="20"/>
                 <w:szCs w:val="20"/>
               </w:rPr>
@@ -943,7 +901,7 @@
     <w:p>
       <w:pPr>
         <w:pBdr>
-          <w:bottom w:val="single" w:color="65AADB" w:sz="6" w:space="4"/>
+          <w:bottom w:val="single" w:color="2E7D6B" w:sz="6" w:space="4"/>
         </w:pBdr>
         <w:spacing w:after="150" w:before="300"/>
       </w:pPr>
@@ -952,7 +910,7 @@
           <w:b/>
           <w:bCs/>
           <w:caps/>
-          <w:color w:val="65AADB"/>
+          <w:color w:val="1B2A4E"/>
           <w:sz w:val="26"/>
           <w:szCs w:val="26"/>
         </w:rPr>
@@ -979,7 +937,7 @@
         <w:tc>
           <w:tcPr>
             <w:tcW w:type="dxa" w:w="5800"/>
-            <w:shd w:fill="65AADB" w:color="auto" w:val="clear"/>
+            <w:shd w:fill="1B2A4E" w:color="auto" w:val="clear"/>
             <w:tcMar>
               <w:top w:type="dxa" w:w="80"/>
               <w:left w:type="dxa" w:w="120"/>
@@ -1004,7 +962,7 @@
         <w:tc>
           <w:tcPr>
             <w:tcW w:type="dxa" w:w="3200"/>
-            <w:shd w:fill="65AADB" w:color="auto" w:val="clear"/>
+            <w:shd w:fill="1B2A4E" w:color="auto" w:val="clear"/>
             <w:tcMar>
               <w:top w:type="dxa" w:w="80"/>
               <w:left w:type="dxa" w:w="120"/>
@@ -1318,7 +1276,7 @@
     <w:p>
       <w:pPr>
         <w:pBdr>
-          <w:bottom w:val="single" w:color="65AADB" w:sz="6" w:space="4"/>
+          <w:bottom w:val="single" w:color="2E7D6B" w:sz="6" w:space="4"/>
         </w:pBdr>
         <w:spacing w:after="150" w:before="300"/>
       </w:pPr>
@@ -1327,7 +1285,7 @@
           <w:b/>
           <w:bCs/>
           <w:caps/>
-          <w:color w:val="65AADB"/>
+          <w:color w:val="1B2A4E"/>
           <w:sz w:val="26"/>
           <w:szCs w:val="26"/>
         </w:rPr>
@@ -1342,7 +1300,7 @@
         <w:rPr>
           <w:b/>
           <w:bCs/>
-          <w:color w:val="65AADB"/>
+          <w:color w:val="1B2A4E"/>
           <w:sz w:val="20"/>
           <w:szCs w:val="20"/>
         </w:rPr>
@@ -1369,7 +1327,7 @@
         <w:rPr>
           <w:b/>
           <w:bCs/>
-          <w:color w:val="65AADB"/>
+          <w:color w:val="1B2A4E"/>
           <w:sz w:val="20"/>
           <w:szCs w:val="20"/>
         </w:rPr>
@@ -1396,7 +1354,7 @@
         <w:rPr>
           <w:b/>
           <w:bCs/>
-          <w:color w:val="65AADB"/>
+          <w:color w:val="1B2A4E"/>
           <w:sz w:val="20"/>
           <w:szCs w:val="20"/>
         </w:rPr>
@@ -1423,7 +1381,7 @@
         <w:rPr>
           <w:b/>
           <w:bCs/>
-          <w:color w:val="65AADB"/>
+          <w:color w:val="1B2A4E"/>
           <w:sz w:val="20"/>
           <w:szCs w:val="20"/>
         </w:rPr>
@@ -1450,7 +1408,7 @@
         <w:rPr>
           <w:b/>
           <w:bCs/>
-          <w:color w:val="65AADB"/>
+          <w:color w:val="1B2A4E"/>
           <w:sz w:val="20"/>
           <w:szCs w:val="20"/>
         </w:rPr>
@@ -1477,7 +1435,7 @@
         <w:rPr>
           <w:b/>
           <w:bCs/>
-          <w:color w:val="65AADB"/>
+          <w:color w:val="1B2A4E"/>
           <w:sz w:val="20"/>
           <w:szCs w:val="20"/>
         </w:rPr>
@@ -1504,7 +1462,7 @@
         <w:rPr>
           <w:b/>
           <w:bCs/>
-          <w:color w:val="65AADB"/>
+          <w:color w:val="1B2A4E"/>
           <w:sz w:val="20"/>
           <w:szCs w:val="20"/>
         </w:rPr>
@@ -1531,7 +1489,7 @@
         <w:rPr>
           <w:b/>
           <w:bCs/>
-          <w:color w:val="65AADB"/>
+          <w:color w:val="1B2A4E"/>
           <w:sz w:val="20"/>
           <w:szCs w:val="20"/>
         </w:rPr>
@@ -1558,7 +1516,7 @@
         <w:rPr>
           <w:b/>
           <w:bCs/>
-          <w:color w:val="65AADB"/>
+          <w:color w:val="1B2A4E"/>
           <w:sz w:val="20"/>
           <w:szCs w:val="20"/>
         </w:rPr>
@@ -1585,7 +1543,7 @@
         <w:rPr>
           <w:b/>
           <w:bCs/>
-          <w:color w:val="65AADB"/>
+          <w:color w:val="1B2A4E"/>
           <w:sz w:val="20"/>
           <w:szCs w:val="20"/>
         </w:rPr>
@@ -1612,7 +1570,7 @@
         <w:rPr>
           <w:b/>
           <w:bCs/>
-          <w:color w:val="65AADB"/>
+          <w:color w:val="1B2A4E"/>
           <w:sz w:val="20"/>
           <w:szCs w:val="20"/>
         </w:rPr>
@@ -1655,7 +1613,7 @@
         <w:rPr>
           <w:b/>
           <w:bCs/>
-          <w:color w:val="65AADB"/>
+          <w:color w:val="1B2A4E"/>
         </w:rPr>
         <w:t xml:space="preserve">For BlechTek Software Solutions LLP</w:t>
       </w:r>
@@ -1668,7 +1626,7 @@
         <w:rPr>
           <w:b/>
           <w:bCs/>
-          <w:color w:val="65AADB"/>
+          <w:color w:val="1B2A4E"/>
         </w:rPr>
         <w:t xml:space="preserve">Sushama Inamdar</w:t>
       </w:r>
@@ -1812,7 +1770,7 @@
   <w:p>
     <w:pPr>
       <w:pBdr>
-        <w:bottom w:val="single" w:color="65AADB" w:sz="12" w:space="6"/>
+        <w:bottom w:val="single" w:color="2E7D6B" w:sz="12" w:space="6"/>
       </w:pBdr>
       <w:tabs>
         <w:tab w:val="right" w:pos="9026"/>
@@ -1822,7 +1780,7 @@
       <w:rPr>
         <w:b/>
         <w:bCs/>
-        <w:color w:val="65AADB"/>
+        <w:color w:val="1B2A4E"/>
         <w:sz w:val="24"/>
         <w:szCs w:val="24"/>
       </w:rPr>
@@ -1832,7 +1790,7 @@
       <w:rPr>
         <w:b/>
         <w:bCs/>
-        <w:color w:val="65AADB"/>
+        <w:color w:val="2E7D6B"/>
         <w:sz w:val="20"/>
         <w:szCs w:val="20"/>
       </w:rPr>

--- a/QuotationApp.API/Templates/QuotationTemplate.docx
+++ b/QuotationApp.API/Templates/QuotationTemplate.docx
@@ -10,7 +10,7 @@
         <w:rPr>
           <w:b/>
           <w:bCs/>
-          <w:color w:val="1B2A4E"/>
+          <w:color w:val="65AADB"/>
         </w:rPr>
         <w:t xml:space="preserve">QUOTATION TO</w:t>
       </w:r>
@@ -23,7 +23,7 @@
         <w:rPr>
           <w:b/>
           <w:bCs/>
-          <w:color w:val="1B2A4E"/>
+          <w:color w:val="65AADB"/>
         </w:rPr>
         <w:t xml:space="preserve">Name: </w:t>
       </w:r>
@@ -31,7 +31,7 @@
         <w:rPr>
           <w:b/>
           <w:bCs/>
-          <w:color w:val="2E7D6B"/>
+          <w:color w:val="65AADB"/>
         </w:rPr>
         <w:t xml:space="preserve">{{CONTACT_NAME}}</w:t>
       </w:r>
@@ -44,7 +44,7 @@
         <w:rPr>
           <w:b/>
           <w:bCs/>
-          <w:color w:val="1B2A4E"/>
+          <w:color w:val="65AADB"/>
         </w:rPr>
         <w:t xml:space="preserve">Address: </w:t>
       </w:r>
@@ -52,7 +52,7 @@
         <w:rPr>
           <w:b/>
           <w:bCs/>
-          <w:color w:val="2E7D6B"/>
+          <w:color w:val="65AADB"/>
         </w:rPr>
         <w:t xml:space="preserve">{{CONTACT_ADDRESS}}</w:t>
       </w:r>
@@ -65,7 +65,7 @@
         <w:rPr>
           <w:b/>
           <w:bCs/>
-          <w:color w:val="1B2A4E"/>
+          <w:color w:val="65AADB"/>
         </w:rPr>
         <w:t xml:space="preserve">Contact No.: </w:t>
       </w:r>
@@ -73,7 +73,7 @@
         <w:rPr>
           <w:b/>
           <w:bCs/>
-          <w:color w:val="2E7D6B"/>
+          <w:color w:val="65AADB"/>
         </w:rPr>
         <w:t xml:space="preserve">{{CONTACT_PHONE}}</w:t>
       </w:r>
@@ -84,7 +84,7 @@
         <w:rPr>
           <w:b/>
           <w:bCs/>
-          <w:color w:val="1B2A4E"/>
+          <w:color w:val="65AADB"/>
         </w:rPr>
         <w:t xml:space="preserve">Email: </w:t>
       </w:r>
@@ -92,7 +92,7 @@
         <w:rPr>
           <w:b/>
           <w:bCs/>
-          <w:color w:val="2E7D6B"/>
+          <w:color w:val="65AADB"/>
         </w:rPr>
         <w:t xml:space="preserve">{{CONTACT_EMAIL}}</w:t>
       </w:r>
@@ -105,7 +105,7 @@
         <w:rPr>
           <w:b/>
           <w:bCs/>
-          <w:color w:val="1B2A4E"/>
+          <w:color w:val="65AADB"/>
         </w:rPr>
         <w:t xml:space="preserve">Reference: </w:t>
       </w:r>
@@ -116,7 +116,7 @@
         <w:rPr>
           <w:b/>
           <w:bCs/>
-          <w:color w:val="2E7D6B"/>
+          <w:color w:val="65AADB"/>
         </w:rPr>
         <w:t xml:space="preserve">{{MODULE_LIST}}</w:t>
       </w:r>
@@ -132,7 +132,7 @@
         <w:rPr>
           <w:b/>
           <w:bCs/>
-          <w:color w:val="1B2A4E"/>
+          <w:color w:val="65AADB"/>
         </w:rPr>
         <w:t xml:space="preserve">Subject: </w:t>
       </w:r>
@@ -143,7 +143,7 @@
         <w:rPr>
           <w:b/>
           <w:bCs/>
-          <w:color w:val="2E7D6B"/>
+          <w:color w:val="65AADB"/>
         </w:rPr>
         <w:t xml:space="preserve">{{MODULE_LIST}}</w:t>
       </w:r>
@@ -178,7 +178,7 @@
         <w:rPr>
           <w:b/>
           <w:bCs/>
-          <w:color w:val="2E7D6B"/>
+          <w:color w:val="65AADB"/>
         </w:rPr>
         <w:t xml:space="preserve">{{ORG_NAME}}</w:t>
       </w:r>
@@ -189,7 +189,7 @@
     <w:p>
       <w:pPr>
         <w:pBdr>
-          <w:bottom w:val="single" w:color="2E7D6B" w:sz="6" w:space="4"/>
+          <w:bottom w:val="single" w:color="65AADB" w:sz="6" w:space="4"/>
         </w:pBdr>
         <w:spacing w:after="150" w:before="300"/>
       </w:pPr>
@@ -198,7 +198,7 @@
           <w:b/>
           <w:bCs/>
           <w:caps/>
-          <w:color w:val="1B2A4E"/>
+          <w:color w:val="65AADB"/>
           <w:sz w:val="26"/>
           <w:szCs w:val="26"/>
         </w:rPr>
@@ -216,7 +216,7 @@
         <w:rPr>
           <w:b/>
           <w:bCs/>
-          <w:color w:val="2E7D6B"/>
+          <w:color w:val="65AADB"/>
         </w:rPr>
         <w:t xml:space="preserve">{{ORG_NAME}}</w:t>
       </w:r>
@@ -235,7 +235,7 @@
         <w:rPr>
           <w:b/>
           <w:bCs/>
-          <w:color w:val="2E7D6B"/>
+          <w:color w:val="65AADB"/>
         </w:rPr>
         <w:t xml:space="preserve">{{MODULE_LIST}}</w:t>
       </w:r>
@@ -246,7 +246,7 @@
     <w:p>
       <w:pPr>
         <w:pBdr>
-          <w:bottom w:val="single" w:color="2E7D6B" w:sz="6" w:space="4"/>
+          <w:bottom w:val="single" w:color="65AADB" w:sz="6" w:space="4"/>
         </w:pBdr>
         <w:spacing w:after="150" w:before="300"/>
       </w:pPr>
@@ -255,7 +255,7 @@
           <w:b/>
           <w:bCs/>
           <w:caps/>
-          <w:color w:val="1B2A4E"/>
+          <w:color w:val="65AADB"/>
           <w:sz w:val="26"/>
           <w:szCs w:val="26"/>
         </w:rPr>
@@ -317,7 +317,7 @@
         <w:rPr>
           <w:b/>
           <w:bCs/>
-          <w:color w:val="2E7D6B"/>
+          <w:color w:val="65AADB"/>
         </w:rPr>
         <w:t xml:space="preserve">{{MODULE_LIST}}</w:t>
       </w:r>
@@ -333,7 +333,7 @@
     <w:p>
       <w:pPr>
         <w:pBdr>
-          <w:bottom w:val="single" w:color="2E7D6B" w:sz="6" w:space="4"/>
+          <w:bottom w:val="single" w:color="65AADB" w:sz="6" w:space="4"/>
         </w:pBdr>
         <w:spacing w:after="150" w:before="300"/>
       </w:pPr>
@@ -342,7 +342,7 @@
           <w:b/>
           <w:bCs/>
           <w:caps/>
-          <w:color w:val="1B2A4E"/>
+          <w:color w:val="65AADB"/>
           <w:sz w:val="26"/>
           <w:szCs w:val="26"/>
         </w:rPr>
@@ -374,7 +374,7 @@
         <w:tc>
           <w:tcPr>
             <w:tcW w:type="dxa" w:w="2200"/>
-            <w:shd w:fill="1B2A4E" w:color="auto" w:val="clear"/>
+            <w:shd w:fill="65AADB" w:color="auto" w:val="clear"/>
             <w:tcMar>
               <w:top w:type="dxa" w:w="80"/>
               <w:left w:type="dxa" w:w="120"/>
@@ -399,7 +399,7 @@
         <w:tc>
           <w:tcPr>
             <w:tcW w:type="dxa" w:w="5200"/>
-            <w:shd w:fill="1B2A4E" w:color="auto" w:val="clear"/>
+            <w:shd w:fill="65AADB" w:color="auto" w:val="clear"/>
             <w:tcMar>
               <w:top w:type="dxa" w:w="80"/>
               <w:left w:type="dxa" w:w="120"/>
@@ -424,7 +424,7 @@
         <w:tc>
           <w:tcPr>
             <w:tcW w:type="dxa" w:w="1600"/>
-            <w:shd w:fill="1B2A4E" w:color="auto" w:val="clear"/>
+            <w:shd w:fill="65AADB" w:color="auto" w:val="clear"/>
             <w:tcMar>
               <w:top w:type="dxa" w:w="80"/>
               <w:left w:type="dxa" w:w="120"/>
@@ -449,7 +449,7 @@
         <w:tc>
           <w:tcPr>
             <w:tcW w:type="dxa" w:w="1"/>
-            <w:shd w:fill="1B2A4E" w:color="auto" w:val="clear"/>
+            <w:shd w:fill="65AADB" w:color="auto" w:val="clear"/>
             <w:tcMar>
               <w:top w:type="dxa" w:w="80"/>
               <w:left w:type="dxa" w:w="120"/>
@@ -531,7 +531,7 @@
               <w:rPr>
                 <w:b/>
                 <w:bCs/>
-                <w:color w:val="2E7D6B"/>
+                <w:color w:val="65AADB"/>
                 <w:sz w:val="20"/>
                 <w:szCs w:val="20"/>
               </w:rPr>
@@ -615,7 +615,7 @@
               <w:rPr>
                 <w:b/>
                 <w:bCs/>
-                <w:color w:val="2E7D6B"/>
+                <w:color w:val="65AADB"/>
                 <w:sz w:val="20"/>
                 <w:szCs w:val="20"/>
               </w:rPr>
@@ -699,7 +699,7 @@
               <w:rPr>
                 <w:b/>
                 <w:bCs/>
-                <w:color w:val="2E7D6B"/>
+                <w:color w:val="65AADB"/>
                 <w:sz w:val="20"/>
                 <w:szCs w:val="20"/>
               </w:rPr>
@@ -783,7 +783,7 @@
               <w:rPr>
                 <w:b/>
                 <w:bCs/>
-                <w:color w:val="2E7D6B"/>
+                <w:color w:val="65AADB"/>
                 <w:sz w:val="20"/>
                 <w:szCs w:val="20"/>
               </w:rPr>
@@ -867,7 +867,7 @@
               <w:rPr>
                 <w:b/>
                 <w:bCs/>
-                <w:color w:val="2E7D6B"/>
+                <w:color w:val="65AADB"/>
                 <w:sz w:val="20"/>
                 <w:szCs w:val="20"/>
               </w:rPr>
@@ -901,7 +901,7 @@
     <w:p>
       <w:pPr>
         <w:pBdr>
-          <w:bottom w:val="single" w:color="2E7D6B" w:sz="6" w:space="4"/>
+          <w:bottom w:val="single" w:color="65AADB" w:sz="6" w:space="4"/>
         </w:pBdr>
         <w:spacing w:after="150" w:before="300"/>
       </w:pPr>
@@ -910,7 +910,7 @@
           <w:b/>
           <w:bCs/>
           <w:caps/>
-          <w:color w:val="1B2A4E"/>
+          <w:color w:val="65AADB"/>
           <w:sz w:val="26"/>
           <w:szCs w:val="26"/>
         </w:rPr>
@@ -937,7 +937,7 @@
         <w:tc>
           <w:tcPr>
             <w:tcW w:type="dxa" w:w="5800"/>
-            <w:shd w:fill="1B2A4E" w:color="auto" w:val="clear"/>
+            <w:shd w:fill="65AADB" w:color="auto" w:val="clear"/>
             <w:tcMar>
               <w:top w:type="dxa" w:w="80"/>
               <w:left w:type="dxa" w:w="120"/>
@@ -962,7 +962,7 @@
         <w:tc>
           <w:tcPr>
             <w:tcW w:type="dxa" w:w="3200"/>
-            <w:shd w:fill="1B2A4E" w:color="auto" w:val="clear"/>
+            <w:shd w:fill="65AADB" w:color="auto" w:val="clear"/>
             <w:tcMar>
               <w:top w:type="dxa" w:w="80"/>
               <w:left w:type="dxa" w:w="120"/>
@@ -1276,7 +1276,7 @@
     <w:p>
       <w:pPr>
         <w:pBdr>
-          <w:bottom w:val="single" w:color="2E7D6B" w:sz="6" w:space="4"/>
+          <w:bottom w:val="single" w:color="65AADB" w:sz="6" w:space="4"/>
         </w:pBdr>
         <w:spacing w:after="150" w:before="300"/>
       </w:pPr>
@@ -1285,7 +1285,7 @@
           <w:b/>
           <w:bCs/>
           <w:caps/>
-          <w:color w:val="1B2A4E"/>
+          <w:color w:val="65AADB"/>
           <w:sz w:val="26"/>
           <w:szCs w:val="26"/>
         </w:rPr>
@@ -1300,7 +1300,7 @@
         <w:rPr>
           <w:b/>
           <w:bCs/>
-          <w:color w:val="1B2A4E"/>
+          <w:color w:val="65AADB"/>
           <w:sz w:val="20"/>
           <w:szCs w:val="20"/>
         </w:rPr>
@@ -1327,7 +1327,7 @@
         <w:rPr>
           <w:b/>
           <w:bCs/>
-          <w:color w:val="1B2A4E"/>
+          <w:color w:val="65AADB"/>
           <w:sz w:val="20"/>
           <w:szCs w:val="20"/>
         </w:rPr>
@@ -1354,7 +1354,7 @@
         <w:rPr>
           <w:b/>
           <w:bCs/>
-          <w:color w:val="1B2A4E"/>
+          <w:color w:val="65AADB"/>
           <w:sz w:val="20"/>
           <w:szCs w:val="20"/>
         </w:rPr>
@@ -1381,7 +1381,7 @@
         <w:rPr>
           <w:b/>
           <w:bCs/>
-          <w:color w:val="1B2A4E"/>
+          <w:color w:val="65AADB"/>
           <w:sz w:val="20"/>
           <w:szCs w:val="20"/>
         </w:rPr>
@@ -1408,7 +1408,7 @@
         <w:rPr>
           <w:b/>
           <w:bCs/>
-          <w:color w:val="1B2A4E"/>
+          <w:color w:val="65AADB"/>
           <w:sz w:val="20"/>
           <w:szCs w:val="20"/>
         </w:rPr>
@@ -1435,7 +1435,7 @@
         <w:rPr>
           <w:b/>
           <w:bCs/>
-          <w:color w:val="1B2A4E"/>
+          <w:color w:val="65AADB"/>
           <w:sz w:val="20"/>
           <w:szCs w:val="20"/>
         </w:rPr>
@@ -1462,7 +1462,7 @@
         <w:rPr>
           <w:b/>
           <w:bCs/>
-          <w:color w:val="1B2A4E"/>
+          <w:color w:val="65AADB"/>
           <w:sz w:val="20"/>
           <w:szCs w:val="20"/>
         </w:rPr>
@@ -1489,7 +1489,7 @@
         <w:rPr>
           <w:b/>
           <w:bCs/>
-          <w:color w:val="1B2A4E"/>
+          <w:color w:val="65AADB"/>
           <w:sz w:val="20"/>
           <w:szCs w:val="20"/>
         </w:rPr>
@@ -1516,7 +1516,7 @@
         <w:rPr>
           <w:b/>
           <w:bCs/>
-          <w:color w:val="1B2A4E"/>
+          <w:color w:val="65AADB"/>
           <w:sz w:val="20"/>
           <w:szCs w:val="20"/>
         </w:rPr>
@@ -1543,7 +1543,7 @@
         <w:rPr>
           <w:b/>
           <w:bCs/>
-          <w:color w:val="1B2A4E"/>
+          <w:color w:val="65AADB"/>
           <w:sz w:val="20"/>
           <w:szCs w:val="20"/>
         </w:rPr>
@@ -1570,7 +1570,7 @@
         <w:rPr>
           <w:b/>
           <w:bCs/>
-          <w:color w:val="1B2A4E"/>
+          <w:color w:val="65AADB"/>
           <w:sz w:val="20"/>
           <w:szCs w:val="20"/>
         </w:rPr>
@@ -1613,7 +1613,7 @@
         <w:rPr>
           <w:b/>
           <w:bCs/>
-          <w:color w:val="1B2A4E"/>
+          <w:color w:val="65AADB"/>
         </w:rPr>
         <w:t xml:space="preserve">For BlechTek Software Solutions LLP</w:t>
       </w:r>
@@ -1626,7 +1626,7 @@
         <w:rPr>
           <w:b/>
           <w:bCs/>
-          <w:color w:val="1B2A4E"/>
+          <w:color w:val="65AADB"/>
         </w:rPr>
         <w:t xml:space="preserve">Sushama Inamdar</w:t>
       </w:r>
@@ -1770,7 +1770,7 @@
   <w:p>
     <w:pPr>
       <w:pBdr>
-        <w:bottom w:val="single" w:color="2E7D6B" w:sz="12" w:space="6"/>
+        <w:bottom w:val="single" w:color="65AADB" w:sz="12" w:space="6"/>
       </w:pBdr>
       <w:tabs>
         <w:tab w:val="right" w:pos="9026"/>
@@ -1780,7 +1780,7 @@
       <w:rPr>
         <w:b/>
         <w:bCs/>
-        <w:color w:val="1B2A4E"/>
+        <w:color w:val="65AADB"/>
         <w:sz w:val="24"/>
         <w:szCs w:val="24"/>
       </w:rPr>
@@ -1790,7 +1790,7 @@
       <w:rPr>
         <w:b/>
         <w:bCs/>
-        <w:color w:val="2E7D6B"/>
+        <w:color w:val="65AADB"/>
         <w:sz w:val="20"/>
         <w:szCs w:val="20"/>
       </w:rPr>

--- a/QuotationApp.API/Templates/QuotationTemplate.docx
+++ b/QuotationApp.API/Templates/QuotationTemplate.docx
@@ -1685,10 +1685,13 @@
 </file>
 
 <file path=word/footer1.xml><?xml version="1.0" encoding="utf-8"?>
-<w:ftr xmlns:wpc="http://schemas.microsoft.com/office/word/2010/wordprocessingCanvas" xmlns:mc="http://schemas.openxmlformats.org/markup-compatibility/2006" xmlns:o="urn:schemas-microsoft-com:office:office" xmlns:r="http://schemas.openxmlformats.org/officeDocument/2006/relationships" xmlns:m="http://schemas.openxmlformats.org/officeDocument/2006/math" xmlns:v="urn:schemas-microsoft-com:vml" xmlns:wp14="http://schemas.microsoft.com/office/word/2010/wordprocessingDrawing" xmlns:wp="http://schemas.openxmlformats.org/drawingml/2006/wordprocessingDrawing" xmlns:w10="urn:schemas-microsoft-com:office:word" xmlns:w="http://schemas.openxmlformats.org/wordprocessingml/2006/main" xmlns:w14="http://schemas.microsoft.com/office/word/2010/wordml" xmlns:w15="http://schemas.microsoft.com/office/word/2012/wordml" xmlns:wpg="http://schemas.microsoft.com/office/word/2010/wordprocessingGroup" xmlns:wpi="http://schemas.microsoft.com/office/word/2010/wordprocessingInk" xmlns:wne="http://schemas.microsoft.com/office/word/2006/wordml" xmlns:wps="http://schemas.microsoft.com/office/word/2010/wordprocessingShape">
+<w:ftr xmlns:wpc="http://schemas.microsoft.com/office/word/2010/wordprocessingCanvas" xmlns:mc="http://schemas.openxmlformats.org/markup-compatibility/2006" xmlns:o="urn:schemas-microsoft-com:office:office" xmlns:r="http://schemas.openxmlformats.org/officeDocument/2006/relationships" xmlns:m="http://schemas.openxmlformats.org/officeDocument/2006/math" xmlns:v="urn:schemas-microsoft-com:vml" xmlns:wp14="http://schemas.microsoft.com/office/word/2010/wordprocessingDrawing" xmlns:wp="http://schemas.openxmlformats.org/drawingml/2006/wordprocessingDrawing" xmlns:w10="urn:schemas.microsoft.com:office:word" xmlns:w="http://schemas.openxmlformats.org/wordprocessingml/2006/main" xmlns:w14="http://schemas.microsoft.com/office/word/2010/wordml" xmlns:w15="http://schemas.microsoft.com/office/word/2012/wordml" xmlns:wpg="http://schemas.microsoft.com/office/word/2010/wordprocessingGroup" xmlns:wpi="http://schemas.microsoft.com/office/word/2010/wordprocessingInk" xmlns:wne="http://schemas.microsoft.com/office/word/2006/wordml" xmlns:wps="http://schemas.microsoft.com/office/word/2010/wordprocessingShape">
   <w:p>
     <w:pPr>
       <w:jc w:val="center"/>
+      <w:pBdr>
+        <w:top w:val="single" w:color="65AADB" w:sz="12" w:space="6"/>
+      </w:pBdr>
     </w:pPr>
     <w:r>
       <w:rPr>
@@ -1896,6 +1899,2160 @@
 </file>
 
 <file path=word/styles.xml><?xml version="1.0" encoding="utf-8"?>
+<w:styles xmlns:mc="http://schemas.openxmlformats.org/markup-compatibility/2006" xmlns:r="http://schemas.openxmlformats.org/officeDocument/2006/relationships" xmlns:w="http://schemas.openxmlformats.org/wordprocessingml/2006/main" xmlns:w14="http://schemas.microsoft.com/office/word/2010/wordml" xmlns:w15="http://schemas.microsoft.com/office/word/2012/wordml" mc:Ignorable="w14 w15">
+  <w:docDefaults>
+    <w:rPrDefault>
+      <w:rPr>
+        <w:rFonts w:ascii="Calibri" w:cs="Calibri" w:eastAsia="Calibri" w:hAnsi="Calibri"/>
+        <w:sz w:val="20"/>
+        <w:szCs w:val="20"/>
+      </w:rPr>
+    </w:rPrDefault>
+    <w:pPrDefault>
+      <w:pPr>
+        <w:spacing w:line="276"/>
+      </w:pPr>
+    </w:pPrDefault>
+  </w:docDefaults>
+  <w:style w:type="paragraph" w:styleId="Title">
+    <w:name w:val="Title"/>
+    <w:basedOn w:val="Normal"/>
+    <w:next w:val="Normal"/>
+    <w:qFormat/>
+    <w:rPr>
+      <w:sz w:val="56"/>
+      <w:szCs w:val="56"/>
+    </w:rPr>
+  </w:style>
+  <w:style w:type="paragraph" w:styleId="Heading1">
+    <w:name w:val="Heading 1"/>
+    <w:basedOn w:val="Normal"/>
+    <w:next w:val="Normal"/>
+    <w:qFormat/>
+    <w:rPr>
+      <w:color w:val="2E74B5"/>
+      <w:sz w:val="32"/>
+      <w:szCs w:val="32"/>
+    </w:rPr>
+  </w:style>
+  <w:style w:type="paragraph" w:styleId="Heading2">
+    <w:name w:val="Heading 2"/>
+    <w:basedOn w:val="Normal"/>
+    <w:next w:val="Normal"/>
+    <w:qFormat/>
+    <w:rPr>
+      <w:color w:val="2E74B5"/>
+      <w:sz w:val="26"/>
+      <w:szCs w:val="26"/>
+    </w:rPr>
+  </w:style>
+  <w:style w:type="paragraph" w:styleId="Heading3">
+    <w:name w:val="Heading 3"/>
+    <w:basedOn w:val="Normal"/>
+    <w:next w:val="Normal"/>
+    <w:qFormat/>
+    <w:rPr>
+      <w:color w:val="1F4D78"/>
+      <w:sz w:val="24"/>
+      <w:szCs w:val="24"/>
+    </w:rPr>
+  </w:style>
+  <w:style w:type="paragraph" w:styleId="Heading4">
+    <w:name w:val="Heading 4"/>
+    <w:basedOn w:val="Normal"/>
+    <w:next w:val="Normal"/>
+    <w:qFormat/>
+    <w:rPr>
+      <w:i/>
+      <w:iCs/>
+      <w:color w:val="2E74B5"/>
+    </w:rPr>
+  </w:style>
+  <w:style w:type="paragraph" w:styleId="Heading5">
+    <w:name w:val="Heading 5"/>
+    <w:basedOn w:val="Normal"/>
+    <w:next w:val="Normal"/>
+    <w:qFormat/>
+    <w:rPr>
+      <w:color w:val="2E74B5"/>
+    </w:rPr>
+  </w:style>
+  <w:style w:type="paragraph" w:styleId="Heading6">
+    <w:name w:val="Heading 6"/>
+    <w:basedOn w:val="Normal"/>
+    <w:next w:val="Normal"/>
+    <w:qFormat/>
+    <w:rPr>
+      <w:color w:val="1F4D78"/>
+    </w:rPr>
+  </w:style>
+  <w:style w:type="paragraph" w:styleId="Strong">
+    <w:name w:val="Strong"/>
+    <w:basedOn w:val="Normal"/>
+    <w:next w:val="Normal"/>
+    <w:qFormat/>
+    <w:rPr>
+      <w:b/>
+      <w:bCs/>
+    </w:rPr>
+  </w:style>
+  <w:style w:type="paragraph" w:styleId="ListParagraph">
+    <w:name w:val="List Paragraph"/>
+    <w:basedOn w:val="Normal"/>
+    <w:qFormat/>
+  </w:style>
+  <w:style w:type="character" w:styleId="Hyperlink">
+    <w:name w:val="Hyperlink"/>
+    <w:basedOn w:val="DefaultParagraphFont"/>
+    <w:uiPriority w:val="99"/>
+    <w:unhideWhenUsed/>
+    <w:rPr>
+      <w:color w:val="0563C1"/>
+      <w:u w:val="single"/>
+    </w:rPr>
+  </w:style>
+  <w:style w:type="character" w:styleId="FootnoteReference">
+    <w:name w:val="footnote reference"/>
+    <w:basedOn w:val="DefaultParagraphFont"/>
+    <w:uiPriority w:val="99"/>
+    <w:semiHidden/>
+    <w:unhideWhenUsed/>
+    <w:rPr>
+      <w:vertAlign w:val="superscript"/>
+    </w:rPr>
+  </w:style>
+  <w:style w:type="paragraph" w:styleId="FootnoteText">
+    <w:name w:val="footnote text"/>
+    <w:basedOn w:val="Normal"/>
+    <w:link w:val="FootnoteTextChar"/>
+    <w:uiPriority w:val="99"/>
+    <w:semiHidden/>
+    <w:unhideWhenUsed/>
+    <w:pPr>
+      <w:spacing w:after="0" w:line="240" w:lineRule="auto"/>
+    </w:pPr>
+    <w:rPr>
+      <w:sz w:val="20"/>
+      <w:szCs w:val="20"/>
+    </w:rPr>
+  </w:style>
+  <w:style w:type="character" w:styleId="FootnoteTextChar">
+    <w:name w:val="Footnote Text Char"/>
+    <w:basedOn w:val="DefaultParagraphFont"/>
+    <w:link w:val="FootnoteText"/>
+    <w:uiPriority w:val="99"/>
+    <w:semiHidden/>
+    <w:unhideWhenUsed/>
+    <w:rPr>
+      <w:sz w:val="20"/>
+      <w:szCs w:val="20"/>
+    </w:rPr>
+  </w:style>
+  <w:style w:type="character" w:styleId="EndnoteReference">
+    <w:name w:val="endnote reference"/>
+    <w:basedOn w:val="DefaultParagraphFont"/>
+    <w:uiPriority w:val="99"/>
+    <w:semiHidden/>
+    <w:unhideWhenUsed/>
+    <w:rPr>
+      <w:vertAlign w:val="superscript"/>
+    </w:rPr>
+  </w:style>
+  <w:style w:type="paragraph" w:styleId="EndnoteText">
+    <w:name w:val="endnote text"/>
+    <w:basedOn w:val="Normal"/>
+    <w:link w:val="EndnoteTextChar"/>
+    <w:uiPriority w:val="99"/>
+    <w:semiHidden/>
+    <w:unhideWhenUsed/>
+    <w:pPr>
+      <w:spacing w:after="0" w:line="240" w:lineRule="auto"/>
+    </w:pPr>
+    <w:rPr>
+      <w:sz w:val="20"/>
+      <w:szCs w:val="20"/>
+    </w:rPr>
+  </w:style>
+  <w:style w:type="character" w:styleId="EndnoteTextChar">
+    <w:name w:val="Endnote Text Char"/>
+    <w:basedOn w:val="DefaultParagraphFont"/>
+    <w:link w:val="EndnoteText"/>
+    <w:uiPriority w:val="99"/>
+    <w:semiHidden/>
+    <w:unhideWhenUsed/>
+    <w:rPr>
+      <w:sz w:val="20"/>
+      <w:szCs w:val="20"/>
+    </w:rPr>
+  </w:style>
+</w:styles>
+</file>
+
+<file path=verify_footer/[Content_Types].xml><?xml version="1.0" encoding="utf-8"?>
+<Types xmlns="http://schemas.openxmlformats.org/package/2006/content-types">
+  <Default ContentType="image/png" Extension="png"/>
+  <Default ContentType="image/jpeg" Extension="jpeg"/>
+  <Default ContentType="image/jpeg" Extension="jpg"/>
+  <Default ContentType="image/bmp" Extension="bmp"/>
+  <Default ContentType="image/gif" Extension="gif"/>
+  <Default ContentType="image/svg+xml" Extension="svg"/>
+  <Default ContentType="application/vnd.openxmlformats-package.relationships+xml" Extension="rels"/>
+  <Default ContentType="application/xml" Extension="xml"/>
+  <Default ContentType="application/vnd.openxmlformats-officedocument.obfuscatedFont" Extension="odttf"/>
+  <Override ContentType="application/vnd.openxmlformats-officedocument.wordprocessingml.document.main+xml" PartName="/word/document.xml"/>
+  <Override ContentType="application/vnd.openxmlformats-officedocument.wordprocessingml.styles+xml" PartName="/word/styles.xml"/>
+  <Override ContentType="application/vnd.openxmlformats-package.core-properties+xml" PartName="/docProps/core.xml"/>
+  <Override ContentType="application/vnd.openxmlformats-officedocument.custom-properties+xml" PartName="/docProps/custom.xml"/>
+  <Override ContentType="application/vnd.openxmlformats-officedocument.extended-properties+xml" PartName="/docProps/app.xml"/>
+  <Override ContentType="application/vnd.openxmlformats-officedocument.wordprocessingml.numbering+xml" PartName="/word/numbering.xml"/>
+  <Override ContentType="application/vnd.openxmlformats-officedocument.wordprocessingml.footnotes+xml" PartName="/word/footnotes.xml"/>
+  <Override ContentType="application/vnd.openxmlformats-officedocument.wordprocessingml.endnotes+xml" PartName="/word/endnotes.xml"/>
+  <Override ContentType="application/vnd.openxmlformats-officedocument.wordprocessingml.settings+xml" PartName="/word/settings.xml"/>
+  <Override ContentType="application/vnd.openxmlformats-officedocument.wordprocessingml.comments+xml" PartName="/word/comments.xml"/>
+  <Override ContentType="application/vnd.openxmlformats-officedocument.wordprocessingml.fontTable+xml" PartName="/word/fontTable.xml"/>
+  <Override ContentType="application/vnd.openxmlformats-officedocument.wordprocessingml.header+xml" PartName="/word/header1.xml"/>
+  <Override ContentType="application/vnd.openxmlformats-officedocument.wordprocessingml.footer+xml" PartName="/word/footer1.xml"/>
+</Types>
+</file>
+
+<file path=verify_footer/docProps/app.xml><?xml version="1.0" encoding="utf-8"?>
+<Properties xmlns="http://schemas.openxmlformats.org/officeDocument/2006/extended-properties" xmlns:vt="http://schemas.openxmlformats.org/officeDocument/2006/docPropsVTypes"/>
+</file>
+
+<file path=verify_footer/docProps/core.xml><?xml version="1.0" encoding="utf-8"?>
+<cp:coreProperties xmlns:cp="http://schemas.openxmlformats.org/package/2006/metadata/core-properties" xmlns:dc="http://purl.org/dc/elements/1.1/" xmlns:dcterms="http://purl.org/dc/terms/" xmlns:dcmitype="http://purl.org/dc/dcmitype/" xmlns:xsi="http://www.w3.org/2001/XMLSchema-instance">
+  <dc:creator>Un-named</dc:creator>
+  <cp:lastModifiedBy>Un-named</cp:lastModifiedBy>
+  <cp:revision>1</cp:revision>
+  <dcterms:created xsi:type="dcterms:W3CDTF">2026-08-11T09:39:13.660Z</dcterms:created>
+  <dcterms:modified xsi:type="dcterms:W3CDTF">2026-08-11T09:39:13.674Z</dcterms:modified>
+</cp:coreProperties>
+</file>
+
+<file path=verify_footer/docProps/custom.xml><?xml version="1.0" encoding="utf-8"?>
+<Properties xmlns="http://schemas.openxmlformats.org/officeDocument/2006/custom-properties" xmlns:vt="http://schemas.openxmlformats.org/officeDocument/2006/docPropsVTypes"/>
+</file>
+
+<file path=verify_footer/word/comments.xml><?xml version="1.0" encoding="utf-8"?>
+<w:comments xmlns:cx="http://schemas.microsoft.com/office/drawing/2014/chartex" xmlns:cx1="http://schemas.microsoft.com/office/drawing/2015/9/8/chartex" xmlns:cx2="http://schemas.microsoft.com/office/drawing/2015/10/21/chartex" xmlns:cx3="http://schemas.microsoft.com/office/drawing/2016/5/9/chartex" xmlns:cx4="http://schemas.microsoft.com/office/drawing/2016/5/10/chartex" xmlns:cx5="http://schemas.microsoft.com/office/drawing/2016/5/11/chartex" xmlns:cx6="http://schemas.microsoft.com/office/drawing/2016/5/12/chartex" xmlns:cx7="http://schemas.microsoft.com/office/drawing/2016/5/13/chartex" xmlns:cx8="http://schemas.microsoft.com/office/drawing/2016/5/14/chartex" xmlns:mc="http://schemas.openxmlformats.org/markup-compatibility/2006" xmlns:aink="http://schemas.microsoft.com/office/drawing/2016/ink" xmlns:am3d="http://schemas.microsoft.com/office/drawing/2017/model3d" xmlns:o="urn:schemas-microsoft-com:office:office" xmlns:r="http://schemas.openxmlformats.org/officeDocument/2006/relationships" xmlns:m="http://schemas.openxmlformats.org/officeDocument/2006/math" xmlns:v="urn:schemas-microsoft-com:vml" xmlns:wp14="http://schemas.microsoft.com/office/word/2010/wordprocessingDrawing" xmlns:wp="http://schemas.openxmlformats.org/drawingml/2006/wordprocessingDrawing" xmlns:w10="urn:schemas-microsoft-com:office:word" xmlns:w="http://schemas.openxmlformats.org/wordprocessingml/2006/main" xmlns:w14="http://schemas.microsoft.com/office/word/2010/wordml" xmlns:w15="http://schemas.microsoft.com/office/word/2012/wordml" xmlns:w16cex="http://schemas.microsoft.com/office/word/2018/wordml/cex" xmlns:w16cid="http://schemas.microsoft.com/office/word/2016/wordml/cid" xmlns:w16="http://schemas.microsoft.com/office/word/2018/wordml" xmlns:w16sdtdh="http://schemas.microsoft.com/office/word/2020/wordml/sdtdatahash" xmlns:w16se="http://schemas.microsoft.com/office/word/2015/wordml/symex" xmlns:wpg="http://schemas.microsoft.com/office/word/2010/wordprocessingGroup" xmlns:wpi="http://schemas.microsoft.com/office/word/2010/wordprocessingInk" xmlns:wne="http://schemas.microsoft.com/office/word/2006/wordml" xmlns:wps="http://schemas.microsoft.com/office/word/2010/wordprocessingShape"/>
+</file>
+
+<file path=verify_footer/word/document.xml><?xml version="1.0" encoding="utf-8"?>
+<w:document xmlns:wpc="http://schemas.microsoft.com/office/word/2010/wordprocessingCanvas" xmlns:mc="http://schemas.openxmlformats.org/markup-compatibility/2006" xmlns:o="urn:schemas-microsoft-com:office:office" xmlns:r="http://schemas.openxmlformats.org/officeDocument/2006/relationships" xmlns:m="http://schemas.openxmlformats.org/officeDocument/2006/math" xmlns:v="urn:schemas-microsoft-com:vml" xmlns:wp14="http://schemas.microsoft.com/office/word/2010/wordprocessingDrawing" xmlns:wp="http://schemas.openxmlformats.org/drawingml/2006/wordprocessingDrawing" xmlns:w10="urn:schemas-microsoft-com:office:word" xmlns:w="http://schemas.openxmlformats.org/wordprocessingml/2006/main" xmlns:w14="http://schemas.microsoft.com/office/word/2010/wordml" xmlns:w15="http://schemas.microsoft.com/office/word/2012/wordml" xmlns:wpg="http://schemas.microsoft.com/office/word/2010/wordprocessingGroup" xmlns:wpi="http://schemas.microsoft.com/office/word/2010/wordprocessingInk" xmlns:wne="http://schemas.microsoft.com/office/word/2006/wordml" xmlns:wps="http://schemas.microsoft.com/office/word/2010/wordprocessingShape" xmlns:cx="http://schemas.microsoft.com/office/drawing/2014/chartex" xmlns:cx1="http://schemas.microsoft.com/office/drawing/2015/9/8/chartex" xmlns:cx2="http://schemas.microsoft.com/office/drawing/2015/10/21/chartex" xmlns:cx3="http://schemas.microsoft.com/office/drawing/2016/5/9/chartex" xmlns:cx4="http://schemas.microsoft.com/office/drawing/2016/5/10/chartex" xmlns:cx5="http://schemas.microsoft.com/office/drawing/2016/5/11/chartex" xmlns:cx6="http://schemas.microsoft.com/office/drawing/2016/5/12/chartex" xmlns:cx7="http://schemas.microsoft.com/office/drawing/2016/5/13/chartex" xmlns:cx8="http://schemas.microsoft.com/office/drawing/2016/5/14/chartex" xmlns:aink="http://schemas.microsoft.com/office/drawing/2016/ink" xmlns:am3d="http://schemas.microsoft.com/office/drawing/2017/model3d" xmlns:w16cex="http://schemas.microsoft.com/office/word/2018/wordml/cex" xmlns:w16cid="http://schemas.microsoft.com/office/word/2016/wordml/cid" xmlns:w16="http://schemas.microsoft.com/office/word/2018/wordml" xmlns:w16sdtdh="http://schemas.microsoft.com/office/word/2020/wordml/sdtdatahash" xmlns:w16se="http://schemas.microsoft.com/office/word/2015/wordml/symex" mc:Ignorable="w14 w15 wp14">
+  <w:body>
+    <w:p>
+      <w:pPr>
+        <w:spacing w:after="120"/>
+      </w:pPr>
+      <w:r>
+        <w:rPr>
+          <w:b/>
+          <w:bCs/>
+          <w:color w:val="65AADB"/>
+        </w:rPr>
+        <w:t xml:space="preserve">QUOTATION TO</w:t>
+      </w:r>
+    </w:p>
+    <w:p>
+      <w:pPr>
+        <w:spacing w:after="120"/>
+      </w:pPr>
+      <w:r>
+        <w:rPr>
+          <w:b/>
+          <w:bCs/>
+          <w:color w:val="65AADB"/>
+        </w:rPr>
+        <w:t xml:space="preserve">Name: </w:t>
+      </w:r>
+      <w:r>
+        <w:rPr>
+          <w:b/>
+          <w:bCs/>
+          <w:color w:val="65AADB"/>
+        </w:rPr>
+        <w:t xml:space="preserve">{{CONTACT_NAME}}</w:t>
+      </w:r>
+    </w:p>
+    <w:p>
+      <w:pPr>
+        <w:spacing w:after="120"/>
+      </w:pPr>
+      <w:r>
+        <w:rPr>
+          <w:b/>
+          <w:bCs/>
+          <w:color w:val="65AADB"/>
+        </w:rPr>
+        <w:t xml:space="preserve">Address: </w:t>
+      </w:r>
+      <w:r>
+        <w:rPr>
+          <w:b/>
+          <w:bCs/>
+          <w:color w:val="65AADB"/>
+        </w:rPr>
+        <w:t xml:space="preserve">{{CONTACT_ADDRESS}}</w:t>
+      </w:r>
+    </w:p>
+    <w:p>
+      <w:pPr>
+        <w:spacing w:after="200"/>
+      </w:pPr>
+      <w:r>
+        <w:rPr>
+          <w:b/>
+          <w:bCs/>
+          <w:color w:val="65AADB"/>
+        </w:rPr>
+        <w:t xml:space="preserve">Contact No.: </w:t>
+      </w:r>
+      <w:r>
+        <w:rPr>
+          <w:b/>
+          <w:bCs/>
+          <w:color w:val="65AADB"/>
+        </w:rPr>
+        <w:t xml:space="preserve">{{CONTACT_PHONE}}</w:t>
+      </w:r>
+      <w:r>
+        <w:t xml:space="preserve">   |   </w:t>
+      </w:r>
+      <w:r>
+        <w:rPr>
+          <w:b/>
+          <w:bCs/>
+          <w:color w:val="65AADB"/>
+        </w:rPr>
+        <w:t xml:space="preserve">Email: </w:t>
+      </w:r>
+      <w:r>
+        <w:rPr>
+          <w:b/>
+          <w:bCs/>
+          <w:color w:val="65AADB"/>
+        </w:rPr>
+        <w:t xml:space="preserve">{{CONTACT_EMAIL}}</w:t>
+      </w:r>
+    </w:p>
+    <w:p>
+      <w:pPr>
+        <w:spacing w:after="80"/>
+      </w:pPr>
+      <w:r>
+        <w:rPr>
+          <w:b/>
+          <w:bCs/>
+          <w:color w:val="65AADB"/>
+        </w:rPr>
+        <w:t xml:space="preserve">Reference: </w:t>
+      </w:r>
+      <w:r>
+        <w:t xml:space="preserve">Our discussions on implementation of </w:t>
+      </w:r>
+      <w:r>
+        <w:rPr>
+          <w:b/>
+          <w:bCs/>
+          <w:color w:val="65AADB"/>
+        </w:rPr>
+        <w:t xml:space="preserve">{{MODULE_LIST}}</w:t>
+      </w:r>
+      <w:r>
+        <w:t xml:space="preserve"> in your organization.</w:t>
+      </w:r>
+    </w:p>
+    <w:p>
+      <w:pPr>
+        <w:spacing w:after="200"/>
+      </w:pPr>
+      <w:r>
+        <w:rPr>
+          <w:b/>
+          <w:bCs/>
+          <w:color w:val="65AADB"/>
+        </w:rPr>
+        <w:t xml:space="preserve">Subject: </w:t>
+      </w:r>
+      <w:r>
+        <w:t xml:space="preserve">Business proposal for IT &amp; Operations changeover consultancy and implementation of </w:t>
+      </w:r>
+      <w:r>
+        <w:rPr>
+          <w:b/>
+          <w:bCs/>
+          <w:color w:val="65AADB"/>
+        </w:rPr>
+        <w:t xml:space="preserve">{{MODULE_LIST}}</w:t>
+      </w:r>
+      <w:r>
+        <w:t xml:space="preserve">.</w:t>
+      </w:r>
+    </w:p>
+    <w:p>
+      <w:pPr>
+        <w:spacing w:after="160"/>
+      </w:pPr>
+      <w:r>
+        <w:t xml:space="preserve">Dear Sir / Madam,</w:t>
+      </w:r>
+    </w:p>
+    <w:p>
+      <w:pPr>
+        <w:spacing w:after="160"/>
+      </w:pPr>
+      <w:r>
+        <w:t xml:space="preserve">This is in reference to our discussions during our visit to your office. We thank you and your team for your valuable time during the presentation of CQUAL.</w:t>
+      </w:r>
+    </w:p>
+    <w:p>
+      <w:pPr>
+        <w:spacing w:after="200"/>
+      </w:pPr>
+      <w:r>
+        <w:t xml:space="preserve">Based on the challenges and solutions discussed, please find below a preliminary business proposal for the required changeover at </w:t>
+      </w:r>
+      <w:r>
+        <w:rPr>
+          <w:b/>
+          <w:bCs/>
+          <w:color w:val="65AADB"/>
+        </w:rPr>
+        <w:t xml:space="preserve">{{ORG_NAME}}</w:t>
+      </w:r>
+      <w:r>
+        <w:t xml:space="preserve">.</w:t>
+      </w:r>
+    </w:p>
+    <w:p>
+      <w:pPr>
+        <w:pBdr>
+          <w:bottom w:val="single" w:color="65AADB" w:sz="6" w:space="4"/>
+        </w:pBdr>
+        <w:spacing w:after="150" w:before="300"/>
+      </w:pPr>
+      <w:r>
+        <w:rPr>
+          <w:b/>
+          <w:bCs/>
+          <w:caps/>
+          <w:color w:val="65AADB"/>
+          <w:sz w:val="26"/>
+          <w:szCs w:val="26"/>
+        </w:rPr>
+        <w:t xml:space="preserve">Goals and Expectations</w:t>
+      </w:r>
+    </w:p>
+    <w:p>
+      <w:pPr>
+        <w:spacing w:after="120"/>
+      </w:pPr>
+      <w:r>
+        <w:t xml:space="preserve">Our experts will be involved in redefining the operations setup for sustainable growth and required digitalization at </w:t>
+      </w:r>
+      <w:r>
+        <w:rPr>
+          <w:b/>
+          <w:bCs/>
+          <w:color w:val="65AADB"/>
+        </w:rPr>
+        <w:t xml:space="preserve">{{ORG_NAME}}</w:t>
+      </w:r>
+      <w:r>
+        <w:t xml:space="preserve">.</w:t>
+      </w:r>
+    </w:p>
+    <w:p>
+      <w:pPr>
+        <w:spacing w:after="100"/>
+      </w:pPr>
+      <w:r>
+        <w:t xml:space="preserve">Digitization of </w:t>
+      </w:r>
+      <w:r>
+        <w:rPr>
+          <w:b/>
+          <w:bCs/>
+          <w:color w:val="65AADB"/>
+        </w:rPr>
+        <w:t xml:space="preserve">{{MODULE_LIST}}</w:t>
+      </w:r>
+      <w:r>
+        <w:t xml:space="preserve"> replaces manual documentation, accelerates the approval process through centralized data management, and improves traceability while reducing administrative overhead.</w:t>
+      </w:r>
+    </w:p>
+    <w:p>
+      <w:pPr>
+        <w:pBdr>
+          <w:bottom w:val="single" w:color="65AADB" w:sz="6" w:space="4"/>
+        </w:pBdr>
+        <w:spacing w:after="150" w:before="300"/>
+      </w:pPr>
+      <w:r>
+        <w:rPr>
+          <w:b/>
+          <w:bCs/>
+          <w:caps/>
+          <w:color w:val="65AADB"/>
+          <w:sz w:val="26"/>
+          <w:szCs w:val="26"/>
+        </w:rPr>
+        <w:t xml:space="preserve">Scope of Work</w:t>
+      </w:r>
+    </w:p>
+    <w:p>
+      <w:pPr>
+        <w:pStyle w:val="ListParagraph"/>
+        <w:numPr>
+          <w:ilvl w:val="0"/>
+          <w:numId w:val="1"/>
+        </w:numPr>
+        <w:spacing w:after="80"/>
+      </w:pPr>
+      <w:r>
+        <w:t xml:space="preserve">Confirmation of your requirement specifications</w:t>
+      </w:r>
+    </w:p>
+    <w:p>
+      <w:pPr>
+        <w:pStyle w:val="ListParagraph"/>
+        <w:numPr>
+          <w:ilvl w:val="0"/>
+          <w:numId w:val="1"/>
+        </w:numPr>
+        <w:spacing w:after="80"/>
+      </w:pPr>
+      <w:r>
+        <w:t xml:space="preserve">Requirement analysis</w:t>
+      </w:r>
+    </w:p>
+    <w:p>
+      <w:pPr>
+        <w:pStyle w:val="ListParagraph"/>
+        <w:numPr>
+          <w:ilvl w:val="0"/>
+          <w:numId w:val="1"/>
+        </w:numPr>
+        <w:spacing w:after="80"/>
+      </w:pPr>
+      <w:r>
+        <w:t xml:space="preserve">Delivery of the required solution</w:t>
+      </w:r>
+    </w:p>
+    <w:p>
+      <w:pPr>
+        <w:pStyle w:val="ListParagraph"/>
+        <w:numPr>
+          <w:ilvl w:val="0"/>
+          <w:numId w:val="1"/>
+        </w:numPr>
+        <w:spacing w:after="200"/>
+      </w:pPr>
+      <w:r>
+        <w:t xml:space="preserve">Training and implementation using CQUAL </w:t>
+      </w:r>
+      <w:r>
+        <w:rPr>
+          <w:b/>
+          <w:bCs/>
+          <w:color w:val="65AADB"/>
+        </w:rPr>
+        <w:t xml:space="preserve">{{MODULE_LIST}}</w:t>
+      </w:r>
+    </w:p>
+    <w:p>
+      <w:pPr>
+        <w:spacing w:after="200"/>
+      </w:pPr>
+      <w:r>
+        <w:t xml:space="preserve">Deliverables do not include the source code. Use of the solution is under license from BlechTek Software Solutions LLP.</w:t>
+      </w:r>
+    </w:p>
+    <w:p>
+      <w:pPr>
+        <w:pBdr>
+          <w:bottom w:val="single" w:color="65AADB" w:sz="6" w:space="4"/>
+        </w:pBdr>
+        <w:spacing w:after="150" w:before="300"/>
+      </w:pPr>
+      <w:r>
+        <w:rPr>
+          <w:b/>
+          <w:bCs/>
+          <w:caps/>
+          <w:color w:val="65AADB"/>
+          <w:sz w:val="26"/>
+          <w:szCs w:val="26"/>
+        </w:rPr>
+        <w:t xml:space="preserve">Scope</w:t>
+      </w:r>
+    </w:p>
+    <w:tbl>
+      <w:tblPr>
+        <w:tblW w:type="dxa" w:w="9000"/>
+        <w:tblBorders>
+          <w:top w:val="single" w:color="auto" w:sz="4"/>
+          <w:left w:val="single" w:color="auto" w:sz="4"/>
+          <w:bottom w:val="single" w:color="auto" w:sz="4"/>
+          <w:right w:val="single" w:color="auto" w:sz="4"/>
+          <w:insideH w:val="single" w:color="auto" w:sz="4"/>
+          <w:insideV w:val="single" w:color="auto" w:sz="4"/>
+        </w:tblBorders>
+      </w:tblPr>
+      <w:tblGrid>
+        <w:gridCol w:w="2200"/>
+        <w:gridCol w:w="5200"/>
+        <w:gridCol w:w="1600"/>
+        <w:gridCol w:w="1"/>
+      </w:tblGrid>
+      <w:tr>
+        <w:trPr>
+          <w:tblHeader/>
+        </w:trPr>
+        <w:tc>
+          <w:tcPr>
+            <w:tcW w:type="dxa" w:w="2200"/>
+            <w:shd w:fill="65AADB" w:color="auto" w:val="clear"/>
+            <w:tcMar>
+              <w:top w:type="dxa" w:w="80"/>
+              <w:left w:type="dxa" w:w="120"/>
+              <w:bottom w:type="dxa" w:w="80"/>
+              <w:right w:type="dxa" w:w="120"/>
+            </w:tcMar>
+            <w:vAlign w:val="center"/>
+          </w:tcPr>
+          <w:p>
+            <w:r>
+              <w:rPr>
+                <w:b/>
+                <w:bCs/>
+                <w:color w:val="FFFFFF"/>
+                <w:sz w:val="20"/>
+                <w:szCs w:val="20"/>
+              </w:rPr>
+              <w:t xml:space="preserve">Pillar</w:t>
+            </w:r>
+          </w:p>
+        </w:tc>
+        <w:tc>
+          <w:tcPr>
+            <w:tcW w:type="dxa" w:w="5200"/>
+            <w:shd w:fill="65AADB" w:color="auto" w:val="clear"/>
+            <w:tcMar>
+              <w:top w:type="dxa" w:w="80"/>
+              <w:left w:type="dxa" w:w="120"/>
+              <w:bottom w:type="dxa" w:w="80"/>
+              <w:right w:type="dxa" w:w="120"/>
+            </w:tcMar>
+            <w:vAlign w:val="center"/>
+          </w:tcPr>
+          <w:p>
+            <w:r>
+              <w:rPr>
+                <w:b/>
+                <w:bCs/>
+                <w:color w:val="FFFFFF"/>
+                <w:sz w:val="20"/>
+                <w:szCs w:val="20"/>
+              </w:rPr>
+              <w:t xml:space="preserve">Module</w:t>
+            </w:r>
+          </w:p>
+        </w:tc>
+        <w:tc>
+          <w:tcPr>
+            <w:tcW w:type="dxa" w:w="1600"/>
+            <w:shd w:fill="65AADB" w:color="auto" w:val="clear"/>
+            <w:tcMar>
+              <w:top w:type="dxa" w:w="80"/>
+              <w:left w:type="dxa" w:w="120"/>
+              <w:bottom w:type="dxa" w:w="80"/>
+              <w:right w:type="dxa" w:w="120"/>
+            </w:tcMar>
+            <w:vAlign w:val="center"/>
+          </w:tcPr>
+          <w:p>
+            <w:r>
+              <w:rPr>
+                <w:b/>
+                <w:bCs/>
+                <w:color w:val="FFFFFF"/>
+                <w:sz w:val="20"/>
+                <w:szCs w:val="20"/>
+              </w:rPr>
+              <w:t xml:space="preserve">Selected</w:t>
+            </w:r>
+          </w:p>
+        </w:tc>
+        <w:tc>
+          <w:tcPr>
+            <w:tcW w:type="dxa" w:w="1"/>
+            <w:shd w:fill="65AADB" w:color="auto" w:val="clear"/>
+            <w:tcMar>
+              <w:top w:type="dxa" w:w="80"/>
+              <w:left w:type="dxa" w:w="120"/>
+              <w:bottom w:type="dxa" w:w="80"/>
+              <w:right w:type="dxa" w:w="120"/>
+            </w:tcMar>
+            <w:vAlign w:val="center"/>
+          </w:tcPr>
+          <w:p>
+            <w:r>
+              <w:rPr>
+                <w:b/>
+                <w:bCs/>
+                <w:color w:val="FFFFFF"/>
+                <w:sz w:val="20"/>
+                <w:szCs w:val="20"/>
+              </w:rPr>
+              <w:t xml:space="preserve">Key</w:t>
+            </w:r>
+          </w:p>
+        </w:tc>
+      </w:tr>
+      <w:tr>
+        <w:tc>
+          <w:tcPr>
+            <w:tcW w:type="dxa" w:w="2200"/>
+            <w:tcMar>
+              <w:top w:type="dxa" w:w="80"/>
+              <w:left w:type="dxa" w:w="120"/>
+              <w:bottom w:type="dxa" w:w="80"/>
+              <w:right w:type="dxa" w:w="120"/>
+            </w:tcMar>
+            <w:vAlign w:val="center"/>
+          </w:tcPr>
+          <w:p>
+            <w:r>
+              <w:rPr>
+                <w:sz w:val="20"/>
+                <w:szCs w:val="20"/>
+              </w:rPr>
+              <w:t xml:space="preserve">Quality</w:t>
+            </w:r>
+          </w:p>
+        </w:tc>
+        <w:tc>
+          <w:tcPr>
+            <w:tcW w:type="dxa" w:w="5200"/>
+            <w:tcMar>
+              <w:top w:type="dxa" w:w="80"/>
+              <w:left w:type="dxa" w:w="120"/>
+              <w:bottom w:type="dxa" w:w="80"/>
+              <w:right w:type="dxa" w:w="120"/>
+            </w:tcMar>
+            <w:vAlign w:val="center"/>
+          </w:tcPr>
+          <w:p>
+            <w:r>
+              <w:rPr>
+                <w:sz w:val="20"/>
+                <w:szCs w:val="20"/>
+              </w:rPr>
+              <w:t xml:space="preserve">Audit Tracker</w:t>
+            </w:r>
+          </w:p>
+        </w:tc>
+        <w:tc>
+          <w:tcPr>
+            <w:tcW w:type="dxa" w:w="1600"/>
+            <w:tcMar>
+              <w:top w:type="dxa" w:w="80"/>
+              <w:left w:type="dxa" w:w="120"/>
+              <w:bottom w:type="dxa" w:w="80"/>
+              <w:right w:type="dxa" w:w="120"/>
+            </w:tcMar>
+            <w:vAlign w:val="center"/>
+          </w:tcPr>
+          <w:p>
+            <w:r>
+              <w:rPr>
+                <w:b/>
+                <w:bCs/>
+                <w:color w:val="65AADB"/>
+                <w:sz w:val="20"/>
+                <w:szCs w:val="20"/>
+              </w:rPr>
+              <w:t xml:space="preserve">{{REQUIRED}}</w:t>
+            </w:r>
+          </w:p>
+        </w:tc>
+        <w:tc>
+          <w:tcPr>
+            <w:tcW w:type="dxa" w:w="1"/>
+            <w:shd w:fill="FFFFFF" w:color="auto" w:val="clear"/>
+          </w:tcPr>
+          <w:p>
+            <w:r>
+              <w:rPr>
+                <w:color w:val="FFFFFF"/>
+                <w:sz w:val="2"/>
+                <w:szCs w:val="2"/>
+              </w:rPr>
+              <w:t xml:space="preserve">MODROW:Audit Tracker</w:t>
+            </w:r>
+          </w:p>
+        </w:tc>
+      </w:tr>
+      <w:tr>
+        <w:tc>
+          <w:tcPr>
+            <w:tcW w:type="dxa" w:w="2200"/>
+            <w:tcMar>
+              <w:top w:type="dxa" w:w="80"/>
+              <w:left w:type="dxa" w:w="120"/>
+              <w:bottom w:type="dxa" w:w="80"/>
+              <w:right w:type="dxa" w:w="120"/>
+            </w:tcMar>
+            <w:vAlign w:val="center"/>
+          </w:tcPr>
+          <w:p>
+            <w:r>
+              <w:rPr>
+                <w:sz w:val="20"/>
+                <w:szCs w:val="20"/>
+              </w:rPr>
+              <w:t xml:space="preserve">Quality</w:t>
+            </w:r>
+          </w:p>
+        </w:tc>
+        <w:tc>
+          <w:tcPr>
+            <w:tcW w:type="dxa" w:w="5200"/>
+            <w:tcMar>
+              <w:top w:type="dxa" w:w="80"/>
+              <w:left w:type="dxa" w:w="120"/>
+              <w:bottom w:type="dxa" w:w="80"/>
+              <w:right w:type="dxa" w:w="120"/>
+            </w:tcMar>
+            <w:vAlign w:val="center"/>
+          </w:tcPr>
+          <w:p>
+            <w:r>
+              <w:rPr>
+                <w:sz w:val="20"/>
+                <w:szCs w:val="20"/>
+              </w:rPr>
+              <w:t xml:space="preserve">LPA (Layered Process Audits)</w:t>
+            </w:r>
+          </w:p>
+        </w:tc>
+        <w:tc>
+          <w:tcPr>
+            <w:tcW w:type="dxa" w:w="1600"/>
+            <w:tcMar>
+              <w:top w:type="dxa" w:w="80"/>
+              <w:left w:type="dxa" w:w="120"/>
+              <w:bottom w:type="dxa" w:w="80"/>
+              <w:right w:type="dxa" w:w="120"/>
+            </w:tcMar>
+            <w:vAlign w:val="center"/>
+          </w:tcPr>
+          <w:p>
+            <w:r>
+              <w:rPr>
+                <w:b/>
+                <w:bCs/>
+                <w:color w:val="65AADB"/>
+                <w:sz w:val="20"/>
+                <w:szCs w:val="20"/>
+              </w:rPr>
+              <w:t xml:space="preserve">{{REQUIRED}}</w:t>
+            </w:r>
+          </w:p>
+        </w:tc>
+        <w:tc>
+          <w:tcPr>
+            <w:tcW w:type="dxa" w:w="1"/>
+            <w:shd w:fill="FFFFFF" w:color="auto" w:val="clear"/>
+          </w:tcPr>
+          <w:p>
+            <w:r>
+              <w:rPr>
+                <w:color w:val="FFFFFF"/>
+                <w:sz w:val="2"/>
+                <w:szCs w:val="2"/>
+              </w:rPr>
+              <w:t xml:space="preserve">MODROW:LPA (Layered Process Audits)</w:t>
+            </w:r>
+          </w:p>
+        </w:tc>
+      </w:tr>
+      <w:tr>
+        <w:tc>
+          <w:tcPr>
+            <w:tcW w:type="dxa" w:w="2200"/>
+            <w:tcMar>
+              <w:top w:type="dxa" w:w="80"/>
+              <w:left w:type="dxa" w:w="120"/>
+              <w:bottom w:type="dxa" w:w="80"/>
+              <w:right w:type="dxa" w:w="120"/>
+            </w:tcMar>
+            <w:vAlign w:val="center"/>
+          </w:tcPr>
+          <w:p>
+            <w:r>
+              <w:rPr>
+                <w:sz w:val="20"/>
+                <w:szCs w:val="20"/>
+              </w:rPr>
+              <w:t xml:space="preserve">Overall</w:t>
+            </w:r>
+          </w:p>
+        </w:tc>
+        <w:tc>
+          <w:tcPr>
+            <w:tcW w:type="dxa" w:w="5200"/>
+            <w:tcMar>
+              <w:top w:type="dxa" w:w="80"/>
+              <w:left w:type="dxa" w:w="120"/>
+              <w:bottom w:type="dxa" w:w="80"/>
+              <w:right w:type="dxa" w:w="120"/>
+            </w:tcMar>
+            <w:vAlign w:val="center"/>
+          </w:tcPr>
+          <w:p>
+            <w:r>
+              <w:rPr>
+                <w:sz w:val="20"/>
+                <w:szCs w:val="20"/>
+              </w:rPr>
+              <w:t xml:space="preserve">Multi-Location (Extra cost, applicable for LPA only)</w:t>
+            </w:r>
+          </w:p>
+        </w:tc>
+        <w:tc>
+          <w:tcPr>
+            <w:tcW w:type="dxa" w:w="1600"/>
+            <w:tcMar>
+              <w:top w:type="dxa" w:w="80"/>
+              <w:left w:type="dxa" w:w="120"/>
+              <w:bottom w:type="dxa" w:w="80"/>
+              <w:right w:type="dxa" w:w="120"/>
+            </w:tcMar>
+            <w:vAlign w:val="center"/>
+          </w:tcPr>
+          <w:p>
+            <w:r>
+              <w:rPr>
+                <w:b/>
+                <w:bCs/>
+                <w:color w:val="65AADB"/>
+                <w:sz w:val="20"/>
+                <w:szCs w:val="20"/>
+              </w:rPr>
+              <w:t xml:space="preserve">{{REQUIRED}}</w:t>
+            </w:r>
+          </w:p>
+        </w:tc>
+        <w:tc>
+          <w:tcPr>
+            <w:tcW w:type="dxa" w:w="1"/>
+            <w:shd w:fill="FFFFFF" w:color="auto" w:val="clear"/>
+          </w:tcPr>
+          <w:p>
+            <w:r>
+              <w:rPr>
+                <w:color w:val="FFFFFF"/>
+                <w:sz w:val="2"/>
+                <w:szCs w:val="2"/>
+              </w:rPr>
+              <w:t xml:space="preserve">MODROW:Multi-Location (Extra cost, applicable for LPA only)</w:t>
+            </w:r>
+          </w:p>
+        </w:tc>
+      </w:tr>
+      <w:tr>
+        <w:tc>
+          <w:tcPr>
+            <w:tcW w:type="dxa" w:w="2200"/>
+            <w:tcMar>
+              <w:top w:type="dxa" w:w="80"/>
+              <w:left w:type="dxa" w:w="120"/>
+              <w:bottom w:type="dxa" w:w="80"/>
+              <w:right w:type="dxa" w:w="120"/>
+            </w:tcMar>
+            <w:vAlign w:val="center"/>
+          </w:tcPr>
+          <w:p>
+            <w:r>
+              <w:rPr>
+                <w:sz w:val="20"/>
+                <w:szCs w:val="20"/>
+              </w:rPr>
+              <w:t xml:space="preserve">Overall</w:t>
+            </w:r>
+          </w:p>
+        </w:tc>
+        <w:tc>
+          <w:tcPr>
+            <w:tcW w:type="dxa" w:w="5200"/>
+            <w:tcMar>
+              <w:top w:type="dxa" w:w="80"/>
+              <w:left w:type="dxa" w:w="120"/>
+              <w:bottom w:type="dxa" w:w="80"/>
+              <w:right w:type="dxa" w:w="120"/>
+            </w:tcMar>
+            <w:vAlign w:val="center"/>
+          </w:tcPr>
+          <w:p>
+            <w:r>
+              <w:rPr>
+                <w:sz w:val="20"/>
+                <w:szCs w:val="20"/>
+              </w:rPr>
+              <w:t xml:space="preserve">Email Notifications</w:t>
+            </w:r>
+          </w:p>
+        </w:tc>
+        <w:tc>
+          <w:tcPr>
+            <w:tcW w:type="dxa" w:w="1600"/>
+            <w:tcMar>
+              <w:top w:type="dxa" w:w="80"/>
+              <w:left w:type="dxa" w:w="120"/>
+              <w:bottom w:type="dxa" w:w="80"/>
+              <w:right w:type="dxa" w:w="120"/>
+            </w:tcMar>
+            <w:vAlign w:val="center"/>
+          </w:tcPr>
+          <w:p>
+            <w:r>
+              <w:rPr>
+                <w:b/>
+                <w:bCs/>
+                <w:color w:val="65AADB"/>
+                <w:sz w:val="20"/>
+                <w:szCs w:val="20"/>
+              </w:rPr>
+              <w:t xml:space="preserve">{{REQUIRED}}</w:t>
+            </w:r>
+          </w:p>
+        </w:tc>
+        <w:tc>
+          <w:tcPr>
+            <w:tcW w:type="dxa" w:w="1"/>
+            <w:shd w:fill="FFFFFF" w:color="auto" w:val="clear"/>
+          </w:tcPr>
+          <w:p>
+            <w:r>
+              <w:rPr>
+                <w:color w:val="FFFFFF"/>
+                <w:sz w:val="2"/>
+                <w:szCs w:val="2"/>
+              </w:rPr>
+              <w:t xml:space="preserve">MODROW:Email Notifications</w:t>
+            </w:r>
+          </w:p>
+        </w:tc>
+      </w:tr>
+      <w:tr>
+        <w:tc>
+          <w:tcPr>
+            <w:tcW w:type="dxa" w:w="2200"/>
+            <w:tcMar>
+              <w:top w:type="dxa" w:w="80"/>
+              <w:left w:type="dxa" w:w="120"/>
+              <w:bottom w:type="dxa" w:w="80"/>
+              <w:right w:type="dxa" w:w="120"/>
+            </w:tcMar>
+            <w:vAlign w:val="center"/>
+          </w:tcPr>
+          <w:p>
+            <w:r>
+              <w:rPr>
+                <w:sz w:val="20"/>
+                <w:szCs w:val="20"/>
+              </w:rPr>
+              <w:t xml:space="preserve">Production</w:t>
+            </w:r>
+          </w:p>
+        </w:tc>
+        <w:tc>
+          <w:tcPr>
+            <w:tcW w:type="dxa" w:w="5200"/>
+            <w:tcMar>
+              <w:top w:type="dxa" w:w="80"/>
+              <w:left w:type="dxa" w:w="120"/>
+              <w:bottom w:type="dxa" w:w="80"/>
+              <w:right w:type="dxa" w:w="120"/>
+            </w:tcMar>
+            <w:vAlign w:val="center"/>
+          </w:tcPr>
+          <w:p>
+            <w:r>
+              <w:rPr>
+                <w:sz w:val="20"/>
+                <w:szCs w:val="20"/>
+              </w:rPr>
+              <w:t xml:space="preserve">PPAP</w:t>
+            </w:r>
+          </w:p>
+        </w:tc>
+        <w:tc>
+          <w:tcPr>
+            <w:tcW w:type="dxa" w:w="1600"/>
+            <w:tcMar>
+              <w:top w:type="dxa" w:w="80"/>
+              <w:left w:type="dxa" w:w="120"/>
+              <w:bottom w:type="dxa" w:w="80"/>
+              <w:right w:type="dxa" w:w="120"/>
+            </w:tcMar>
+            <w:vAlign w:val="center"/>
+          </w:tcPr>
+          <w:p>
+            <w:r>
+              <w:rPr>
+                <w:b/>
+                <w:bCs/>
+                <w:color w:val="65AADB"/>
+                <w:sz w:val="20"/>
+                <w:szCs w:val="20"/>
+              </w:rPr>
+              <w:t xml:space="preserve">{{REQUIRED}}</w:t>
+            </w:r>
+          </w:p>
+        </w:tc>
+        <w:tc>
+          <w:tcPr>
+            <w:tcW w:type="dxa" w:w="1"/>
+            <w:shd w:fill="FFFFFF" w:color="auto" w:val="clear"/>
+          </w:tcPr>
+          <w:p>
+            <w:r>
+              <w:rPr>
+                <w:color w:val="FFFFFF"/>
+                <w:sz w:val="2"/>
+                <w:szCs w:val="2"/>
+              </w:rPr>
+              <w:t xml:space="preserve">MODROW:PPAP</w:t>
+            </w:r>
+          </w:p>
+        </w:tc>
+      </w:tr>
+    </w:tbl>
+    <w:p>
+      <w:pPr>
+        <w:spacing w:after="200"/>
+      </w:pPr>
+    </w:p>
+    <w:p>
+      <w:pPr>
+        <w:pBdr>
+          <w:bottom w:val="single" w:color="65AADB" w:sz="6" w:space="4"/>
+        </w:pBdr>
+        <w:spacing w:after="150" w:before="300"/>
+      </w:pPr>
+      <w:r>
+        <w:rPr>
+          <w:b/>
+          <w:bCs/>
+          <w:caps/>
+          <w:color w:val="65AADB"/>
+          <w:sz w:val="26"/>
+          <w:szCs w:val="26"/>
+        </w:rPr>
+        <w:t xml:space="preserve">Price for Implementation</w:t>
+      </w:r>
+    </w:p>
+    <w:tbl>
+      <w:tblPr>
+        <w:tblW w:type="dxa" w:w="9000"/>
+        <w:tblBorders>
+          <w:top w:val="single" w:color="auto" w:sz="4"/>
+          <w:left w:val="single" w:color="auto" w:sz="4"/>
+          <w:bottom w:val="single" w:color="auto" w:sz="4"/>
+          <w:right w:val="single" w:color="auto" w:sz="4"/>
+          <w:insideH w:val="single" w:color="auto" w:sz="4"/>
+          <w:insideV w:val="single" w:color="auto" w:sz="4"/>
+        </w:tblBorders>
+      </w:tblPr>
+      <w:tblGrid>
+        <w:gridCol w:w="5800"/>
+        <w:gridCol w:w="3200"/>
+      </w:tblGrid>
+      <w:tr>
+        <w:tc>
+          <w:tcPr>
+            <w:tcW w:type="dxa" w:w="5800"/>
+            <w:shd w:fill="65AADB" w:color="auto" w:val="clear"/>
+            <w:tcMar>
+              <w:top w:type="dxa" w:w="80"/>
+              <w:left w:type="dxa" w:w="120"/>
+              <w:bottom w:type="dxa" w:w="80"/>
+              <w:right w:type="dxa" w:w="120"/>
+            </w:tcMar>
+            <w:vAlign w:val="center"/>
+          </w:tcPr>
+          <w:p>
+            <w:r>
+              <w:rPr>
+                <w:b/>
+                <w:bCs/>
+                <w:color w:val="FFFFFF"/>
+                <w:sz w:val="20"/>
+                <w:szCs w:val="20"/>
+              </w:rPr>
+              <w:t xml:space="preserve">Particulars</w:t>
+            </w:r>
+          </w:p>
+        </w:tc>
+        <w:tc>
+          <w:tcPr>
+            <w:tcW w:type="dxa" w:w="3200"/>
+            <w:shd w:fill="65AADB" w:color="auto" w:val="clear"/>
+            <w:tcMar>
+              <w:top w:type="dxa" w:w="80"/>
+              <w:left w:type="dxa" w:w="120"/>
+              <w:bottom w:type="dxa" w:w="80"/>
+              <w:right w:type="dxa" w:w="120"/>
+            </w:tcMar>
+            <w:vAlign w:val="center"/>
+          </w:tcPr>
+          <w:p>
+            <w:r>
+              <w:rPr>
+                <w:b/>
+                <w:bCs/>
+                <w:color w:val="FFFFFF"/>
+                <w:sz w:val="20"/>
+                <w:szCs w:val="20"/>
+              </w:rPr>
+              <w:t xml:space="preserve">Price (INR)</w:t>
+            </w:r>
+          </w:p>
+        </w:tc>
+      </w:tr>
+      <w:tr>
+        <w:tc>
+          <w:tcPr>
+            <w:tcW w:type="dxa" w:w="5800"/>
+            <w:tcMar>
+              <w:top w:type="dxa" w:w="80"/>
+              <w:left w:type="dxa" w:w="120"/>
+              <w:bottom w:type="dxa" w:w="80"/>
+              <w:right w:type="dxa" w:w="120"/>
+            </w:tcMar>
+          </w:tcPr>
+          <w:p>
+            <w:r>
+              <w:rPr>
+                <w:b w:val="false"/>
+                <w:bCs w:val="false"/>
+                <w:sz w:val="20"/>
+                <w:szCs w:val="20"/>
+              </w:rPr>
+              <w:t xml:space="preserve">Product License - {{MODULE_LIST}} (single installation). Scope as listed above.</w:t>
+            </w:r>
+          </w:p>
+        </w:tc>
+        <w:tc>
+          <w:tcPr>
+            <w:tcW w:type="dxa" w:w="3200"/>
+            <w:tcMar>
+              <w:top w:type="dxa" w:w="80"/>
+              <w:left w:type="dxa" w:w="120"/>
+              <w:bottom w:type="dxa" w:w="80"/>
+              <w:right w:type="dxa" w:w="120"/>
+            </w:tcMar>
+          </w:tcPr>
+          <w:p>
+            <w:r>
+              <w:rPr>
+                <w:b w:val="false"/>
+                <w:bCs w:val="false"/>
+                <w:sz w:val="20"/>
+                <w:szCs w:val="20"/>
+              </w:rPr>
+              <w:t xml:space="preserve"/>
+            </w:r>
+          </w:p>
+        </w:tc>
+      </w:tr>
+      <w:tr>
+        <w:tc>
+          <w:tcPr>
+            <w:tcW w:type="dxa" w:w="5800"/>
+            <w:shd w:fill="F2F4F7" w:color="auto" w:val="clear"/>
+            <w:tcMar>
+              <w:top w:type="dxa" w:w="80"/>
+              <w:left w:type="dxa" w:w="120"/>
+              <w:bottom w:type="dxa" w:w="80"/>
+              <w:right w:type="dxa" w:w="120"/>
+            </w:tcMar>
+          </w:tcPr>
+          <w:p>
+            <w:r>
+              <w:rPr>
+                <w:b w:val="false"/>
+                <w:bCs w:val="false"/>
+                <w:sz w:val="20"/>
+                <w:szCs w:val="20"/>
+              </w:rPr>
+              <w:t xml:space="preserve">Customization - any additional development beyond scope, charged at INR 7,000 / man-day.</w:t>
+            </w:r>
+          </w:p>
+        </w:tc>
+        <w:tc>
+          <w:tcPr>
+            <w:tcW w:type="dxa" w:w="3200"/>
+            <w:shd w:fill="F2F4F7" w:color="auto" w:val="clear"/>
+            <w:tcMar>
+              <w:top w:type="dxa" w:w="80"/>
+              <w:left w:type="dxa" w:w="120"/>
+              <w:bottom w:type="dxa" w:w="80"/>
+              <w:right w:type="dxa" w:w="120"/>
+            </w:tcMar>
+          </w:tcPr>
+          <w:p>
+            <w:r>
+              <w:rPr>
+                <w:b w:val="false"/>
+                <w:bCs w:val="false"/>
+                <w:sz w:val="20"/>
+                <w:szCs w:val="20"/>
+              </w:rPr>
+              <w:t xml:space="preserve">TBD</w:t>
+            </w:r>
+          </w:p>
+        </w:tc>
+      </w:tr>
+      <w:tr>
+        <w:tc>
+          <w:tcPr>
+            <w:tcW w:type="dxa" w:w="5800"/>
+            <w:tcMar>
+              <w:top w:type="dxa" w:w="80"/>
+              <w:left w:type="dxa" w:w="120"/>
+              <w:bottom w:type="dxa" w:w="80"/>
+              <w:right w:type="dxa" w:w="120"/>
+            </w:tcMar>
+          </w:tcPr>
+          <w:p>
+            <w:r>
+              <w:rPr>
+                <w:b w:val="false"/>
+                <w:bCs w:val="false"/>
+                <w:sz w:val="20"/>
+                <w:szCs w:val="20"/>
+              </w:rPr>
+              <w:t xml:space="preserve">Annual License Renewal - covers upgrades, bug fixes &amp; statutory changes. Includes 7 man-days; excess is chargeable.</w:t>
+            </w:r>
+          </w:p>
+        </w:tc>
+        <w:tc>
+          <w:tcPr>
+            <w:tcW w:type="dxa" w:w="3200"/>
+            <w:tcMar>
+              <w:top w:type="dxa" w:w="80"/>
+              <w:left w:type="dxa" w:w="120"/>
+              <w:bottom w:type="dxa" w:w="80"/>
+              <w:right w:type="dxa" w:w="120"/>
+            </w:tcMar>
+          </w:tcPr>
+          <w:p>
+            <w:r>
+              <w:rPr>
+                <w:b w:val="false"/>
+                <w:bCs w:val="false"/>
+                <w:sz w:val="20"/>
+                <w:szCs w:val="20"/>
+              </w:rPr>
+              <w:t xml:space="preserve"/>
+            </w:r>
+          </w:p>
+        </w:tc>
+      </w:tr>
+      <w:tr>
+        <w:tc>
+          <w:tcPr>
+            <w:tcW w:type="dxa" w:w="5800"/>
+            <w:shd w:fill="F2F4F7" w:color="auto" w:val="clear"/>
+            <w:tcMar>
+              <w:top w:type="dxa" w:w="80"/>
+              <w:left w:type="dxa" w:w="120"/>
+              <w:bottom w:type="dxa" w:w="80"/>
+              <w:right w:type="dxa" w:w="120"/>
+            </w:tcMar>
+          </w:tcPr>
+          <w:p>
+            <w:r>
+              <w:rPr>
+                <w:b w:val="false"/>
+                <w:bCs w:val="false"/>
+                <w:sz w:val="20"/>
+                <w:szCs w:val="20"/>
+              </w:rPr>
+              <w:t xml:space="preserve">Support Services - commence 1 month after Go-Live.</w:t>
+            </w:r>
+          </w:p>
+        </w:tc>
+        <w:tc>
+          <w:tcPr>
+            <w:tcW w:type="dxa" w:w="3200"/>
+            <w:shd w:fill="F2F4F7" w:color="auto" w:val="clear"/>
+            <w:tcMar>
+              <w:top w:type="dxa" w:w="80"/>
+              <w:left w:type="dxa" w:w="120"/>
+              <w:bottom w:type="dxa" w:w="80"/>
+              <w:right w:type="dxa" w:w="120"/>
+            </w:tcMar>
+          </w:tcPr>
+          <w:p>
+            <w:r>
+              <w:rPr>
+                <w:b w:val="false"/>
+                <w:bCs w:val="false"/>
+                <w:sz w:val="20"/>
+                <w:szCs w:val="20"/>
+              </w:rPr>
+              <w:t xml:space="preserve"/>
+            </w:r>
+          </w:p>
+        </w:tc>
+      </w:tr>
+      <w:tr>
+        <w:tc>
+          <w:tcPr>
+            <w:tcW w:type="dxa" w:w="5800"/>
+            <w:tcMar>
+              <w:top w:type="dxa" w:w="80"/>
+              <w:left w:type="dxa" w:w="120"/>
+              <w:bottom w:type="dxa" w:w="80"/>
+              <w:right w:type="dxa" w:w="120"/>
+            </w:tcMar>
+          </w:tcPr>
+          <w:p>
+            <w:r>
+              <w:rPr>
+                <w:b w:val="false"/>
+                <w:bCs w:val="false"/>
+                <w:sz w:val="20"/>
+                <w:szCs w:val="20"/>
+              </w:rPr>
+              <w:t xml:space="preserve">Payment Terms - 70% advance with PO, 20% on implementation, 10% on Go-Live.</w:t>
+            </w:r>
+          </w:p>
+        </w:tc>
+        <w:tc>
+          <w:tcPr>
+            <w:tcW w:type="dxa" w:w="3200"/>
+            <w:tcMar>
+              <w:top w:type="dxa" w:w="80"/>
+              <w:left w:type="dxa" w:w="120"/>
+              <w:bottom w:type="dxa" w:w="80"/>
+              <w:right w:type="dxa" w:w="120"/>
+            </w:tcMar>
+          </w:tcPr>
+          <w:p>
+            <w:r>
+              <w:rPr>
+                <w:b w:val="false"/>
+                <w:bCs w:val="false"/>
+                <w:sz w:val="20"/>
+                <w:szCs w:val="20"/>
+              </w:rPr>
+              <w:t xml:space="preserve"/>
+            </w:r>
+          </w:p>
+        </w:tc>
+      </w:tr>
+      <w:tr>
+        <w:tc>
+          <w:tcPr>
+            <w:tcW w:type="dxa" w:w="5800"/>
+            <w:shd w:fill="F2F4F7" w:color="auto" w:val="clear"/>
+            <w:tcMar>
+              <w:top w:type="dxa" w:w="80"/>
+              <w:left w:type="dxa" w:w="120"/>
+              <w:bottom w:type="dxa" w:w="80"/>
+              <w:right w:type="dxa" w:w="120"/>
+            </w:tcMar>
+          </w:tcPr>
+          <w:p>
+            <w:r>
+              <w:rPr>
+                <w:b w:val="false"/>
+                <w:bCs w:val="false"/>
+                <w:sz w:val="20"/>
+                <w:szCs w:val="20"/>
+              </w:rPr>
+              <w:t xml:space="preserve">Taxes - as applicable.</w:t>
+            </w:r>
+          </w:p>
+        </w:tc>
+        <w:tc>
+          <w:tcPr>
+            <w:tcW w:type="dxa" w:w="3200"/>
+            <w:shd w:fill="F2F4F7" w:color="auto" w:val="clear"/>
+            <w:tcMar>
+              <w:top w:type="dxa" w:w="80"/>
+              <w:left w:type="dxa" w:w="120"/>
+              <w:bottom w:type="dxa" w:w="80"/>
+              <w:right w:type="dxa" w:w="120"/>
+            </w:tcMar>
+          </w:tcPr>
+          <w:p>
+            <w:r>
+              <w:rPr>
+                <w:b w:val="false"/>
+                <w:bCs w:val="false"/>
+                <w:sz w:val="20"/>
+                <w:szCs w:val="20"/>
+              </w:rPr>
+              <w:t xml:space="preserve"/>
+            </w:r>
+          </w:p>
+        </w:tc>
+      </w:tr>
+    </w:tbl>
+    <w:p>
+      <w:pPr>
+        <w:spacing w:after="200"/>
+      </w:pPr>
+    </w:p>
+    <w:p>
+      <w:pPr>
+        <w:pBdr>
+          <w:bottom w:val="single" w:color="65AADB" w:sz="6" w:space="4"/>
+        </w:pBdr>
+        <w:spacing w:after="150" w:before="300"/>
+      </w:pPr>
+      <w:r>
+        <w:rPr>
+          <w:b/>
+          <w:bCs/>
+          <w:caps/>
+          <w:color w:val="65AADB"/>
+          <w:sz w:val="26"/>
+          <w:szCs w:val="26"/>
+        </w:rPr>
+        <w:t xml:space="preserve">Terms and Conditions</w:t>
+      </w:r>
+    </w:p>
+    <w:p>
+      <w:pPr>
+        <w:spacing w:after="40" w:before="160"/>
+      </w:pPr>
+      <w:r>
+        <w:rPr>
+          <w:b/>
+          <w:bCs/>
+          <w:color w:val="65AADB"/>
+          <w:sz w:val="20"/>
+          <w:szCs w:val="20"/>
+        </w:rPr>
+        <w:t xml:space="preserve">1. Confidentiality</w:t>
+      </w:r>
+    </w:p>
+    <w:p>
+      <w:pPr>
+        <w:spacing w:after="60"/>
+      </w:pPr>
+      <w:r>
+        <w:rPr>
+          <w:sz w:val="20"/>
+          <w:szCs w:val="20"/>
+        </w:rPr>
+        <w:t xml:space="preserve">BlechTek Software Solutions LLP agrees to maintain the confidentiality of all insights gained into your organization.</w:t>
+      </w:r>
+    </w:p>
+    <w:p>
+      <w:pPr>
+        <w:spacing w:after="40" w:before="160"/>
+      </w:pPr>
+      <w:r>
+        <w:rPr>
+          <w:b/>
+          <w:bCs/>
+          <w:color w:val="65AADB"/>
+          <w:sz w:val="20"/>
+          <w:szCs w:val="20"/>
+        </w:rPr>
+        <w:t xml:space="preserve">2. License</w:t>
+      </w:r>
+    </w:p>
+    <w:p>
+      <w:pPr>
+        <w:spacing w:after="60"/>
+      </w:pPr>
+      <w:r>
+        <w:rPr>
+          <w:sz w:val="20"/>
+          <w:szCs w:val="20"/>
+        </w:rPr>
+        <w:t xml:space="preserve">You are responsible for holding valid licenses for any Operating System software required.</w:t>
+      </w:r>
+    </w:p>
+    <w:p>
+      <w:pPr>
+        <w:spacing w:after="40" w:before="160"/>
+      </w:pPr>
+      <w:r>
+        <w:rPr>
+          <w:b/>
+          <w:bCs/>
+          <w:color w:val="65AADB"/>
+          <w:sz w:val="20"/>
+          <w:szCs w:val="20"/>
+        </w:rPr>
+        <w:t xml:space="preserve">3. Ownership of Source Code</w:t>
+      </w:r>
+    </w:p>
+    <w:p>
+      <w:pPr>
+        <w:spacing w:after="60"/>
+      </w:pPr>
+      <w:r>
+        <w:rPr>
+          <w:sz w:val="20"/>
+          <w:szCs w:val="20"/>
+        </w:rPr>
+        <w:t xml:space="preserve">Source Code remains the property of BlechTek Software Solutions LLP. The customer shall not claim any right in or to any patent, copyright, trademark or other proprietary right of the original manufacturer, developer or licensor.</w:t>
+      </w:r>
+    </w:p>
+    <w:p>
+      <w:pPr>
+        <w:spacing w:after="40" w:before="160"/>
+      </w:pPr>
+      <w:r>
+        <w:rPr>
+          <w:b/>
+          <w:bCs/>
+          <w:color w:val="65AADB"/>
+          <w:sz w:val="20"/>
+          <w:szCs w:val="20"/>
+        </w:rPr>
+        <w:t xml:space="preserve">4. Warranty</w:t>
+      </w:r>
+    </w:p>
+    <w:p>
+      <w:pPr>
+        <w:spacing w:after="60"/>
+      </w:pPr>
+      <w:r>
+        <w:rPr>
+          <w:sz w:val="20"/>
+          <w:szCs w:val="20"/>
+        </w:rPr>
+        <w:t xml:space="preserve">BlechTek offers a standard warranty against development defects for 3 months from the date of installation. BlechTek is not responsible for data loss due to platform, cyber-security or virus issues.</w:t>
+      </w:r>
+    </w:p>
+    <w:p>
+      <w:pPr>
+        <w:spacing w:after="40" w:before="160"/>
+      </w:pPr>
+      <w:r>
+        <w:rPr>
+          <w:b/>
+          <w:bCs/>
+          <w:color w:val="65AADB"/>
+          <w:sz w:val="20"/>
+          <w:szCs w:val="20"/>
+        </w:rPr>
+        <w:t xml:space="preserve">5. Installation of Software</w:t>
+      </w:r>
+    </w:p>
+    <w:p>
+      <w:pPr>
+        <w:spacing w:after="60"/>
+      </w:pPr>
+      <w:r>
+        <w:rPr>
+          <w:sz w:val="20"/>
+          <w:szCs w:val="20"/>
+        </w:rPr>
+        <w:t xml:space="preserve">The software is considered installed once loaded on the server. For on-premise servers, installation follows receipt of a Site Readiness report.</w:t>
+      </w:r>
+    </w:p>
+    <w:p>
+      <w:pPr>
+        <w:spacing w:after="40" w:before="160"/>
+      </w:pPr>
+      <w:r>
+        <w:rPr>
+          <w:b/>
+          <w:bCs/>
+          <w:color w:val="65AADB"/>
+          <w:sz w:val="20"/>
+          <w:szCs w:val="20"/>
+        </w:rPr>
+        <w:t xml:space="preserve">6. Excused Performance</w:t>
+      </w:r>
+    </w:p>
+    <w:p>
+      <w:pPr>
+        <w:spacing w:after="60"/>
+      </w:pPr>
+      <w:r>
+        <w:rPr>
+          <w:sz w:val="20"/>
+          <w:szCs w:val="20"/>
+        </w:rPr>
+        <w:t xml:space="preserve">BlechTek is not liable for delay or failure in performance due to strikes, riots, war, fire, acts of God, governmental regulation, or failure of hardware/network outside its control.</w:t>
+      </w:r>
+    </w:p>
+    <w:p>
+      <w:pPr>
+        <w:spacing w:after="40" w:before="160"/>
+      </w:pPr>
+      <w:r>
+        <w:rPr>
+          <w:b/>
+          <w:bCs/>
+          <w:color w:val="65AADB"/>
+          <w:sz w:val="20"/>
+          <w:szCs w:val="20"/>
+        </w:rPr>
+        <w:t xml:space="preserve">7. Discontinuation of Contract</w:t>
+      </w:r>
+    </w:p>
+    <w:p>
+      <w:pPr>
+        <w:spacing w:after="60"/>
+      </w:pPr>
+      <w:r>
+        <w:rPr>
+          <w:sz w:val="20"/>
+          <w:szCs w:val="20"/>
+        </w:rPr>
+        <w:t xml:space="preserve">The balance amount becomes payable immediately if the contract is discontinued for reasons unrelated to BlechTek, or stalled by the client for more than 60 days.</w:t>
+      </w:r>
+    </w:p>
+    <w:p>
+      <w:pPr>
+        <w:spacing w:after="40" w:before="160"/>
+      </w:pPr>
+      <w:r>
+        <w:rPr>
+          <w:b/>
+          <w:bCs/>
+          <w:color w:val="65AADB"/>
+          <w:sz w:val="20"/>
+          <w:szCs w:val="20"/>
+        </w:rPr>
+        <w:t xml:space="preserve">8. TDS</w:t>
+      </w:r>
+    </w:p>
+    <w:p>
+      <w:pPr>
+        <w:spacing w:after="60"/>
+      </w:pPr>
+      <w:r>
+        <w:rPr>
+          <w:sz w:val="20"/>
+          <w:szCs w:val="20"/>
+        </w:rPr>
+        <w:t xml:space="preserve">Any TDS deducted must be supported by a certificate within 6 months or by the end of the financial year, failing which the deducted amount becomes payable.</w:t>
+      </w:r>
+    </w:p>
+    <w:p>
+      <w:pPr>
+        <w:spacing w:after="40" w:before="160"/>
+      </w:pPr>
+      <w:r>
+        <w:rPr>
+          <w:b/>
+          <w:bCs/>
+          <w:color w:val="65AADB"/>
+          <w:sz w:val="20"/>
+          <w:szCs w:val="20"/>
+        </w:rPr>
+        <w:t xml:space="preserve">9. Validity of the Offer</w:t>
+      </w:r>
+    </w:p>
+    <w:p>
+      <w:pPr>
+        <w:spacing w:after="60"/>
+      </w:pPr>
+      <w:r>
+        <w:rPr>
+          <w:sz w:val="20"/>
+          <w:szCs w:val="20"/>
+        </w:rPr>
+        <w:t xml:space="preserve">This offer is valid up to {{VALIDATION_DATE}}.</w:t>
+      </w:r>
+    </w:p>
+    <w:p>
+      <w:pPr>
+        <w:spacing w:after="40" w:before="160"/>
+      </w:pPr>
+      <w:r>
+        <w:rPr>
+          <w:b/>
+          <w:bCs/>
+          <w:color w:val="65AADB"/>
+          <w:sz w:val="20"/>
+          <w:szCs w:val="20"/>
+        </w:rPr>
+        <w:t xml:space="preserve">10. Suggestions by Auditors / Consultants</w:t>
+      </w:r>
+    </w:p>
+    <w:p>
+      <w:pPr>
+        <w:spacing w:after="60"/>
+      </w:pPr>
+      <w:r>
+        <w:rPr>
+          <w:sz w:val="20"/>
+          <w:szCs w:val="20"/>
+        </w:rPr>
+        <w:t xml:space="preserve">Any changes suggested by auditors or consultants must be raised before order finalization; later changes are chargeable separately.</w:t>
+      </w:r>
+    </w:p>
+    <w:p>
+      <w:pPr>
+        <w:spacing w:after="40" w:before="160"/>
+      </w:pPr>
+      <w:r>
+        <w:rPr>
+          <w:b/>
+          <w:bCs/>
+          <w:color w:val="65AADB"/>
+          <w:sz w:val="20"/>
+          <w:szCs w:val="20"/>
+        </w:rPr>
+        <w:t xml:space="preserve">11. Legal</w:t>
+      </w:r>
+    </w:p>
+    <w:p>
+      <w:pPr>
+        <w:spacing w:after="60"/>
+      </w:pPr>
+      <w:r>
+        <w:rPr>
+          <w:sz w:val="20"/>
+          <w:szCs w:val="20"/>
+        </w:rPr>
+        <w:t xml:space="preserve">Disputes arising from this order are subject to the jurisdiction of courts at Pune, Maharashtra.</w:t>
+      </w:r>
+    </w:p>
+    <w:p>
+      <w:pPr>
+        <w:spacing w:after="40" w:before="300"/>
+      </w:pPr>
+      <w:r>
+        <w:t xml:space="preserve">We hope this document aligns with our discussions. Please feel free to reach out for any clarification.</w:t>
+      </w:r>
+    </w:p>
+    <w:p>
+      <w:pPr>
+        <w:spacing w:after="40" w:before="200"/>
+      </w:pPr>
+      <w:r>
+        <w:t xml:space="preserve">Sincerely,</w:t>
+      </w:r>
+    </w:p>
+    <w:p>
+      <w:pPr>
+        <w:spacing w:after="20"/>
+      </w:pPr>
+      <w:r>
+        <w:rPr>
+          <w:b/>
+          <w:bCs/>
+          <w:color w:val="65AADB"/>
+        </w:rPr>
+        <w:t xml:space="preserve">For BlechTek Software Solutions LLP</w:t>
+      </w:r>
+    </w:p>
+    <w:p>
+      <w:pPr>
+        <w:spacing w:before="200"/>
+      </w:pPr>
+      <w:r>
+        <w:rPr>
+          <w:b/>
+          <w:bCs/>
+          <w:color w:val="65AADB"/>
+        </w:rPr>
+        <w:t xml:space="preserve">Sushama Inamdar</w:t>
+      </w:r>
+    </w:p>
+    <w:sectPr>
+      <w:headerReference w:type="default" r:id="rId7"/>
+      <w:footerReference w:type="default" r:id="rId8"/>
+      <w:pgSz w:w="12240" w:h="15840" w:orient="portrait"/>
+      <w:pgMar w:top="1000" w:right="1100" w:bottom="1000" w:left="1100" w:header="708" w:footer="708" w:gutter="0"/>
+      <w:pgNumType/>
+      <w:docGrid w:linePitch="360"/>
+    </w:sectPr>
+  </w:body>
+</w:document>
+</file>
+
+<file path=verify_footer/word/endnotes.xml><?xml version="1.0" encoding="utf-8"?>
+<w:endnotes xmlns:wpc="http://schemas.microsoft.com/office/word/2010/wordprocessingCanvas" xmlns:mc="http://schemas.openxmlformats.org/markup-compatibility/2006" xmlns:o="urn:schemas-microsoft-com:office:office" xmlns:r="http://schemas.openxmlformats.org/officeDocument/2006/relationships" xmlns:m="http://schemas.openxmlformats.org/officeDocument/2006/math" xmlns:v="urn:schemas-microsoft-com:vml" xmlns:wp14="http://schemas.microsoft.com/office/word/2010/wordprocessingDrawing" xmlns:wp="http://schemas.openxmlformats.org/drawingml/2006/wordprocessingDrawing" xmlns:w10="urn:schemas-microsoft-com:office:word" xmlns:w="http://schemas.openxmlformats.org/wordprocessingml/2006/main" xmlns:w14="http://schemas.microsoft.com/office/word/2010/wordml" xmlns:w15="http://schemas.microsoft.com/office/word/2012/wordml" xmlns:wpg="http://schemas.microsoft.com/office/word/2010/wordprocessingGroup" xmlns:wpi="http://schemas.microsoft.com/office/word/2010/wordprocessingInk" xmlns:wne="http://schemas.microsoft.com/office/word/2006/wordml" xmlns:wps="http://schemas.microsoft.com/office/word/2010/wordprocessingShape" mc:Ignorable="w14 w15 wp14">
+  <w:endnote w:type="separator" w:id="-1">
+    <w:p>
+      <w:pPr>
+        <w:spacing w:after="0" w:line="240" w:lineRule="auto"/>
+      </w:pPr>
+      <w:r>
+        <w:rPr>
+          <w:rStyle w:val="EndnoteReference"/>
+        </w:rPr>
+        <w:endnoteRef/>
+      </w:r>
+      <w:r>
+        <w:separator/>
+      </w:r>
+    </w:p>
+  </w:endnote>
+  <w:endnote w:type="continuationSeparator" w:id="0">
+    <w:p>
+      <w:pPr>
+        <w:spacing w:after="0" w:line="240" w:lineRule="auto"/>
+      </w:pPr>
+      <w:r>
+        <w:rPr>
+          <w:rStyle w:val="EndnoteReference"/>
+        </w:rPr>
+        <w:endnoteRef/>
+      </w:r>
+      <w:r>
+        <w:continuationSeparator/>
+      </w:r>
+    </w:p>
+  </w:endnote>
+</w:endnotes>
+</file>
+
+<file path=verify_footer/word/fontTable.xml><?xml version="1.0" encoding="utf-8"?>
+<w:fonts xmlns:mc="http://schemas.openxmlformats.org/markup-compatibility/2006" xmlns:r="http://schemas.openxmlformats.org/officeDocument/2006/relationships" xmlns:w="http://schemas.openxmlformats.org/wordprocessingml/2006/main" xmlns:w14="http://schemas.microsoft.com/office/word/2010/wordml" xmlns:w15="http://schemas.microsoft.com/office/word/2012/wordml" xmlns:w16cex="http://schemas.microsoft.com/office/word/2018/wordml/cex" xmlns:w16cid="http://schemas.microsoft.com/office/word/2016/wordml/cid" xmlns:w16="http://schemas.microsoft.com/office/word/2018/wordml" xmlns:w16sdtdh="http://schemas.microsoft.com/office/word/2020/wordml/sdtdatahash" xmlns:w16se="http://schemas.microsoft.com/office/word/2015/wordml/symex" mc:Ignorable="w14 w15 w16se w16cid w16 w16cex w16sdtdh"/>
+</file>
+
+<file path=verify_footer/word/footer1.xml><?xml version="1.0" encoding="utf-8"?>
+<w:ftr xmlns:wpc="http://schemas.microsoft.com/office/word/2010/wordprocessingCanvas" xmlns:mc="http://schemas.openxmlformats.org/markup-compatibility/2006" xmlns:o="urn:schemas-microsoft-com:office:office" xmlns:r="http://schemas.openxmlformats.org/officeDocument/2006/relationships" xmlns:m="http://schemas.openxmlformats.org/officeDocument/2006/math" xmlns:v="urn:schemas-microsoft-com:vml" xmlns:wp14="http://schemas.microsoft.com/office/word/2010/wordprocessingDrawing" xmlns:wp="http://schemas.openxmlformats.org/drawingml/2006/wordprocessingDrawing" xmlns:w10="urn:schemas-microsoft-com:office:word" xmlns:w="http://schemas.openxmlformats.org/wordprocessingml/2006/main" xmlns:w14="http://schemas.microsoft.com/office/word/2010/wordml" xmlns:w15="http://schemas.microsoft.com/office/word/2012/wordml" xmlns:wpg="http://schemas.microsoft.com/office/word/2010/wordprocessingGroup" xmlns:wpi="http://schemas.microsoft.com/office/word/2010/wordprocessingInk" xmlns:wne="http://schemas.microsoft.com/office/word/2006/wordml" xmlns:wps="http://schemas.microsoft.com/office/word/2010/wordprocessingShape">
+  <w:p>
+    <w:pPr>
+      <w:jc w:val="center"/>
+      <w:pBdr>
+        <w:top w:val="single" w:color="65AADB" w:sz="12" w:space="6"/>
+      </w:pBdr>
+    </w:pPr>
+    <w:r>
+      <w:rPr>
+        <w:color w:val="5B6478"/>
+        <w:sz w:val="16"/>
+        <w:szCs w:val="16"/>
+      </w:rPr>
+      <w:t xml:space="preserve">BlechTek Software Solutions LLP</w:t>
+    </w:r>
+  </w:p>
+  <w:p>
+    <w:pPr>
+      <w:jc w:val="center"/>
+      <w:pBdr>
+        <w:top w:val="single" w:color="65AADB" w:sz="12" w:space="6"/>
+      </w:pBdr>
+    </w:pPr>
+    <w:r>
+      <w:rPr>
+        <w:color w:val="5B6478"/>
+        <w:sz w:val="14"/>
+        <w:szCs w:val="14"/>
+      </w:rPr>
+      <w:t xml:space="preserve">Address: S.NO. 257/2/2A/4 ABC Business Center, S Floor, Opp. WindMill Village Road, WindMill Village, Bavdhan, Pune 411021, Maharashtra</w:t>
+    </w:r>
+  </w:p>
+  <w:p>
+    <w:pPr>
+      <w:jc w:val="center"/>
+      <w:pBdr>
+        <w:top w:val="single" w:color="65AADB" w:sz="12" w:space="6"/>
+      </w:pBdr>
+    </w:pPr>
+    <w:r>
+      <w:rPr>
+        <w:color w:val="5B6478"/>
+        <w:sz w:val="14"/>
+        <w:szCs w:val="14"/>
+      </w:rPr>
+      <w:t xml:space="preserve">LLP No.: ACD-6620 | GST NO.: 27ABCFB0283B1Z0 | MSME Certificate No.: UDYAM-MH-26-0746115</w:t>
+    </w:r>
+  </w:p>
+</w:ftr>
+</file>
+
+<file path=verify_footer/word/footnotes.xml><?xml version="1.0" encoding="utf-8"?>
+<w:footnotes xmlns:wpc="http://schemas.microsoft.com/office/word/2010/wordprocessingCanvas" xmlns:mc="http://schemas.openxmlformats.org/markup-compatibility/2006" xmlns:o="urn:schemas-microsoft-com:office:office" xmlns:r="http://schemas.openxmlformats.org/officeDocument/2006/relationships" xmlns:m="http://schemas.openxmlformats.org/officeDocument/2006/math" xmlns:v="urn:schemas-microsoft-com:vml" xmlns:wp14="http://schemas.microsoft.com/office/word/2010/wordprocessingDrawing" xmlns:wp="http://schemas.openxmlformats.org/drawingml/2006/wordprocessingDrawing" xmlns:w10="urn:schemas-microsoft-com:office:word" xmlns:w="http://schemas.openxmlformats.org/wordprocessingml/2006/main" xmlns:w14="http://schemas.microsoft.com/office/word/2010/wordml" xmlns:w15="http://schemas.microsoft.com/office/word/2012/wordml" xmlns:wpg="http://schemas.microsoft.com/office/word/2010/wordprocessingGroup" xmlns:wpi="http://schemas.microsoft.com/office/word/2010/wordprocessingInk" xmlns:wne="http://schemas.microsoft.com/office/word/2006/wordml" xmlns:wps="http://schemas.microsoft.com/office/word/2010/wordprocessingShape" mc:Ignorable="w14 w15 wp14">
+  <w:footnote w:type="separator" w:id="-1">
+    <w:p>
+      <w:pPr>
+        <w:spacing w:after="0" w:line="240" w:lineRule="auto"/>
+      </w:pPr>
+      <w:r>
+        <w:rPr>
+          <w:rStyle w:val="FootnoteReference"/>
+        </w:rPr>
+        <w:footnoteRef/>
+      </w:r>
+      <w:r>
+        <w:separator/>
+      </w:r>
+    </w:p>
+  </w:footnote>
+  <w:footnote w:type="continuationSeparator" w:id="0">
+    <w:p>
+      <w:pPr>
+        <w:spacing w:after="0" w:line="240" w:lineRule="auto"/>
+      </w:pPr>
+      <w:r>
+        <w:rPr>
+          <w:rStyle w:val="FootnoteReference"/>
+        </w:rPr>
+        <w:footnoteRef/>
+      </w:r>
+      <w:r>
+        <w:continuationSeparator/>
+      </w:r>
+    </w:p>
+  </w:footnote>
+</w:footnotes>
+</file>
+
+<file path=verify_footer/word/header1.xml><?xml version="1.0" encoding="utf-8"?>
+<w:hdr xmlns:wpc="http://schemas.microsoft.com/office/word/2010/wordprocessingCanvas" xmlns:mc="http://schemas.openxmlformats.org/markup-compatibility/2006" xmlns:o="urn:schemas-microsoft-com:office:office" xmlns:r="http://schemas.openxmlformats.org/officeDocument/2006/relationships" xmlns:m="http://schemas.openxmlformats.org/officeDocument/2006/math" xmlns:v="urn:schemas-microsoft-com:vml" xmlns:wp14="http://schemas.microsoft.com/office/word/2010/wordprocessingDrawing" xmlns:wp="http://schemas.openxmlformats.org/drawingml/2006/wordprocessingDrawing" xmlns:w10="urn:schemas-microsoft-com:office:word" xmlns:w="http://schemas.openxmlformats.org/wordprocessingml/2006/main" xmlns:w14="http://schemas.microsoft.com/office/word/2010/wordml" xmlns:w15="http://schemas.microsoft.com/office/word/2012/wordml" xmlns:wpg="http://schemas.microsoft.com/office/word/2010/wordprocessingGroup" xmlns:wpi="http://schemas.microsoft.com/office/word/2010/wordprocessingInk" xmlns:wne="http://schemas.microsoft.com/office/word/2006/wordml" xmlns:wps="http://schemas.microsoft.com/office/word/2010/wordprocessingShape" xmlns:cx="http://schemas.microsoft.com/office/drawing/2014/chartex" xmlns:cx1="http://schemas.microsoft.com/office/drawing/2015/9/8/chartex" xmlns:cx2="http://schemas.microsoft.com/office/drawing/2015/10/21/chartex" xmlns:cx3="http://schemas.microsoft.com/office/drawing/2016/5/9/chartex" xmlns:cx4="http://schemas.microsoft.com/office/drawing/2016/5/10/chartex" xmlns:cx5="http://schemas.microsoft.com/office/drawing/2016/5/11/chartex" xmlns:cx6="http://schemas.microsoft.com/office/drawing/2016/5/12/chartex" xmlns:cx7="http://schemas.microsoft.com/office/drawing/2016/5/13/chartex" xmlns:cx8="http://schemas.microsoft.com/office/drawing/2016/5/14/chartex" xmlns:w16cid="http://schemas.microsoft.com/office/word/2016/wordml/cid" xmlns:w16se="http://schemas.microsoft.com/office/word/2015/wordml/symex">
+  <w:p>
+    <w:pPr>
+      <w:pBdr>
+        <w:bottom w:val="single" w:color="65AADB" w:sz="12" w:space="6"/>
+      </w:pBdr>
+      <w:tabs>
+        <w:tab w:val="right" w:pos="9026"/>
+      </w:tabs>
+    </w:pPr>
+    <w:r>
+      <w:rPr>
+        <w:b/>
+        <w:bCs/>
+        <w:color w:val="65AADB"/>
+        <w:sz w:val="24"/>
+        <w:szCs w:val="24"/>
+      </w:rPr>
+      <w:t xml:space="preserve">BlechTek Software Solutions LLP</w:t>
+    </w:r>
+    <w:r>
+      <w:rPr>
+        <w:b/>
+        <w:bCs/>
+        <w:color w:val="65AADB"/>
+        <w:sz w:val="20"/>
+        <w:szCs w:val="20"/>
+      </w:rPr>
+      <w:t xml:space="preserve">	QUOTATION</w:t>
+    </w:r>
+  </w:p>
+</w:hdr>
+</file>
+
+<file path=verify_footer/word/numbering.xml><?xml version="1.0" encoding="utf-8"?>
+<w:numbering xmlns:wpc="http://schemas.microsoft.com/office/word/2010/wordprocessingCanvas" xmlns:mc="http://schemas.openxmlformats.org/markup-compatibility/2006" xmlns:o="urn:schemas-microsoft-com:office:office" xmlns:r="http://schemas.openxmlformats.org/officeDocument/2006/relationships" xmlns:m="http://schemas.openxmlformats.org/officeDocument/2006/math" xmlns:v="urn:schemas-microsoft-com:vml" xmlns:wp14="http://schemas.microsoft.com/office/word/2010/wordprocessingDrawing" xmlns:wp="http://schemas.openxmlformats.org/drawingml/2006/wordprocessingDrawing" xmlns:w10="urn:schemas-microsoft-com:office:word" xmlns:w="http://schemas.openxmlformats.org/wordprocessingml/2006/main" xmlns:w14="http://schemas.microsoft.com/office/word/2010/wordml" xmlns:w15="http://schemas.microsoft.com/office/word/2012/wordml" xmlns:wpg="http://schemas.microsoft.com/office/word/2010/wordprocessingGroup" xmlns:wpi="http://schemas.microsoft.com/office/word/2010/wordprocessingInk" xmlns:wne="http://schemas.microsoft.com/office/word/2006/wordml" xmlns:wps="http://schemas.microsoft.com/office/word/2010/wordprocessingShape" mc:Ignorable="w14 w15 wp14">
+  <w:abstractNum w:abstractNumId="1" w15:restartNumberingAfterBreak="0">
+    <w:multiLevelType w:val="hybridMultilevel"/>
+    <w:lvl w:ilvl="0" w15:tentative="1">
+      <w:start w:val="1"/>
+      <w:numFmt w:val="bullet"/>
+      <w:lvlText w:val="●"/>
+      <w:lvlJc w:val="left"/>
+      <w:pPr>
+        <w:ind w:left="720" w:hanging="360"/>
+      </w:pPr>
+    </w:lvl>
+    <w:lvl w:ilvl="1" w15:tentative="1">
+      <w:start w:val="1"/>
+      <w:numFmt w:val="bullet"/>
+      <w:lvlText w:val="○"/>
+      <w:lvlJc w:val="left"/>
+      <w:pPr>
+        <w:ind w:left="1440" w:hanging="360"/>
+      </w:pPr>
+    </w:lvl>
+    <w:lvl w:ilvl="2" w15:tentative="1">
+      <w:start w:val="1"/>
+      <w:numFmt w:val="bullet"/>
+      <w:lvlText w:val="■"/>
+      <w:lvlJc w:val="left"/>
+      <w:pPr>
+        <w:ind w:left="2160" w:hanging="360"/>
+      </w:pPr>
+    </w:lvl>
+    <w:lvl w:ilvl="3" w15:tentative="1">
+      <w:start w:val="1"/>
+      <w:numFmt w:val="bullet"/>
+      <w:lvlText w:val="●"/>
+      <w:lvlJc w:val="left"/>
+      <w:pPr>
+        <w:ind w:left="2880" w:hanging="360"/>
+      </w:pPr>
+    </w:lvl>
+    <w:lvl w:ilvl="4" w15:tentative="1">
+      <w:start w:val="1"/>
+      <w:numFmt w:val="bullet"/>
+      <w:lvlText w:val="○"/>
+      <w:lvlJc w:val="left"/>
+      <w:pPr>
+        <w:ind w:left="3600" w:hanging="360"/>
+      </w:pPr>
+    </w:lvl>
+    <w:lvl w:ilvl="5" w15:tentative="1">
+      <w:start w:val="1"/>
+      <w:numFmt w:val="bullet"/>
+      <w:lvlText w:val="■"/>
+      <w:lvlJc w:val="left"/>
+      <w:pPr>
+        <w:ind w:left="4320" w:hanging="360"/>
+      </w:pPr>
+    </w:lvl>
+    <w:lvl w:ilvl="6" w15:tentative="1">
+      <w:start w:val="1"/>
+      <w:numFmt w:val="bullet"/>
+      <w:lvlText w:val="●"/>
+      <w:lvlJc w:val="left"/>
+      <w:pPr>
+        <w:ind w:left="5040" w:hanging="360"/>
+      </w:pPr>
+    </w:lvl>
+    <w:lvl w:ilvl="7" w15:tentative="1">
+      <w:start w:val="1"/>
+      <w:numFmt w:val="bullet"/>
+      <w:lvlText w:val="●"/>
+      <w:lvlJc w:val="left"/>
+      <w:pPr>
+        <w:ind w:left="5760" w:hanging="360"/>
+      </w:pPr>
+    </w:lvl>
+    <w:lvl w:ilvl="8" w15:tentative="1">
+      <w:start w:val="1"/>
+      <w:numFmt w:val="bullet"/>
+      <w:lvlText w:val="●"/>
+      <w:lvlJc w:val="left"/>
+      <w:pPr>
+        <w:ind w:left="6480" w:hanging="360"/>
+      </w:pPr>
+    </w:lvl>
+  </w:abstractNum>
+  <w:num w:numId="1">
+    <w:abstractNumId w:val="1"/>
+    <w:lvlOverride w:ilvl="0">
+      <w:startOverride w:val="1"/>
+    </w:lvlOverride>
+  </w:num>
+</w:numbering>
+</file>
+
+<file path=verify_footer/word/settings.xml><?xml version="1.0" encoding="utf-8"?>
+<w:settings xmlns:wpc="http://schemas.microsoft.com/office/word/2010/wordprocessingCanvas" xmlns:mc="http://schemas.openxmlformats.org/markup-compatibility/2006" xmlns:o="urn:schemas-microsoft-com:office:office" xmlns:r="http://schemas.openxmlformats.org/officeDocument/2006/relationships" xmlns:m="http://schemas.openxmlformats.org/officeDocument/2006/math" xmlns:v="urn:schemas-microsoft-com:vml" xmlns:wp14="http://schemas.microsoft.com/office/word/2010/wordprocessingDrawing" xmlns:wp="http://schemas.openxmlformats.org/drawingml/2006/wordprocessingDrawing" xmlns:w10="urn:schemas-microsoft-com:office:word" xmlns:w="http://schemas.openxmlformats.org/wordprocessingml/2006/main" xmlns:w14="http://schemas.microsoft.com/office/word/2010/wordml" xmlns:w15="http://schemas.microsoft.com/office/word/2012/wordml" xmlns:wpg="http://schemas.microsoft.com/office/word/2010/wordprocessingGroup" xmlns:wpi="http://schemas.microsoft.com/office/word/2010/wordprocessingInk" xmlns:wne="http://schemas.microsoft.com/office/word/2006/wordml" xmlns:wps="http://schemas.microsoft.com/office/word/2010/wordprocessingShape" mc:Ignorable="w14 w15 wp14">
+  <w:displayBackgroundShape/>
+  <w:evenAndOddHeaders w:val="false"/>
+  <w:compat>
+    <w:compatSetting w:val="15" w:name="compatibilityMode" w:uri="http://schemas.microsoft.com/office/word"/>
+  </w:compat>
+</w:settings>
+</file>
+
+<file path=verify_footer/word/styles.xml><?xml version="1.0" encoding="utf-8"?>
 <w:styles xmlns:mc="http://schemas.openxmlformats.org/markup-compatibility/2006" xmlns:r="http://schemas.openxmlformats.org/officeDocument/2006/relationships" xmlns:w="http://schemas.openxmlformats.org/wordprocessingml/2006/main" xmlns:w14="http://schemas.microsoft.com/office/word/2010/wordml" xmlns:w15="http://schemas.microsoft.com/office/word/2012/wordml" mc:Ignorable="w14 w15">
   <w:docDefaults>
     <w:rPrDefault>
